--- a/App Requirements/SCHOOL CONFIG_API.docx
+++ b/App Requirements/SCHOOL CONFIG_API.docx
@@ -30702,32 +30702,2019 @@
           <w:bCs/>
         </w:rPr>
         <w:pict w14:anchorId="359FE465">
-          <v:rect id="_x0000_i1177" style="width:0;height:1.5pt" o:hralign="center" o:hrstd="t" o:hr="t" fillcolor="#a0a0a0" stroked="f"/>
+          <v:rect id="_x0000_i1180" style="width:0;height:1.5pt" o:hralign="center" o:bullet="t" o:hrstd="t" o:hr="t" fillcolor="#a0a0a0" stroked="f"/>
         </w:pict>
       </w:r>
     </w:p>
     <w:p>
       <w:pPr>
         <w:rPr>
-          <w:bCs/>
-        </w:rPr>
-      </w:pPr>
-      <w:r>
-        <w:rPr>
           <w:rFonts w:ascii="Segoe UI Emoji" w:hAnsi="Segoe UI Emoji" w:cs="Segoe UI Emoji"/>
           <w:bCs/>
         </w:rPr>
+      </w:pPr>
+    </w:p>
+    <w:p>
+      <w:pPr>
+        <w:rPr>
+          <w:rFonts w:ascii="Segoe UI Emoji" w:hAnsi="Segoe UI Emoji" w:cs="Segoe UI Emoji"/>
+          <w:bCs/>
+        </w:rPr>
+      </w:pPr>
+    </w:p>
+    <w:p>
+      <w:pPr>
+        <w:rPr>
+          <w:rFonts w:ascii="Segoe UI Emoji" w:hAnsi="Segoe UI Emoji" w:cs="Segoe UI Emoji"/>
+          <w:bCs/>
+          <w:sz w:val="36"/>
+          <w:szCs w:val="36"/>
+        </w:rPr>
+      </w:pPr>
+    </w:p>
+    <w:p>
+      <w:pPr>
+        <w:rPr>
+          <w:rFonts w:ascii="Segoe UI Emoji" w:hAnsi="Segoe UI Emoji" w:cs="Segoe UI Emoji"/>
+          <w:bCs/>
+          <w:sz w:val="36"/>
+          <w:szCs w:val="36"/>
+        </w:rPr>
+      </w:pPr>
+      <w:r>
+        <w:rPr>
+          <w:rFonts w:cstheme="minorHAnsi"/>
+          <w:b/>
+          <w:bCs/>
+          <w:sz w:val="36"/>
+          <w:szCs w:val="36"/>
+        </w:rPr>
+        <w:t>Compliance Verification Metrics endpoint</w:t>
+      </w:r>
+    </w:p>
+    <w:p>
+      <w:pPr>
+        <w:rPr>
+          <w:rFonts w:cstheme="minorHAnsi"/>
+          <w:bCs/>
+        </w:rPr>
+      </w:pPr>
+      <w:r>
+        <w:rPr>
+          <w:rFonts w:cstheme="minorHAnsi"/>
+          <w:bCs/>
+        </w:rPr>
+        <w:t xml:space="preserve">Here’s the documentation for the </w:t>
+      </w:r>
+      <w:r>
+        <w:rPr>
+          <w:rFonts w:cstheme="minorHAnsi"/>
+          <w:b/>
+          <w:bCs/>
+        </w:rPr>
+        <w:t>Compliance Verification Metrics endpoint</w:t>
+      </w:r>
+      <w:r>
+        <w:rPr>
+          <w:rFonts w:cstheme="minorHAnsi"/>
+          <w:bCs/>
+        </w:rPr>
+        <w:t xml:space="preserve"> in the same format as the others you shared:</w:t>
+      </w:r>
+    </w:p>
+    <w:p>
+      <w:pPr>
+        <w:rPr>
+          <w:rFonts w:cstheme="minorHAnsi"/>
+          <w:bCs/>
+        </w:rPr>
+      </w:pPr>
+      <w:r>
+        <w:rPr>
+          <w:rFonts w:cstheme="minorHAnsi"/>
+          <w:bCs/>
+        </w:rPr>
+        <w:pict w14:anchorId="4ADD3F52">
+          <v:rect id="_x0000_i1223" style="width:0;height:1.5pt" o:hralign="center" o:hrstd="t" o:hr="t" fillcolor="#a0a0a0" stroked="f"/>
+        </w:pict>
+      </w:r>
+    </w:p>
+    <w:p>
+      <w:pPr>
+        <w:rPr>
+          <w:rFonts w:cstheme="minorHAnsi"/>
+          <w:bCs/>
+        </w:rPr>
+      </w:pPr>
+      <w:r>
+        <w:rPr>
+          <w:rFonts w:cstheme="minorHAnsi"/>
+          <w:bCs/>
+        </w:rPr>
+        <w:t>Here is the documentation for the new endpoint:</w:t>
+      </w:r>
+    </w:p>
+    <w:p>
+      <w:pPr>
+        <w:rPr>
+          <w:rFonts w:cstheme="minorHAnsi"/>
+          <w:bCs/>
+        </w:rPr>
+      </w:pPr>
+      <w:r>
+        <w:rPr>
+          <w:rFonts w:cstheme="minorHAnsi"/>
+          <w:bCs/>
+        </w:rPr>
+        <w:pict w14:anchorId="24D306A1">
+          <v:rect id="_x0000_i1224" style="width:0;height:1.5pt" o:hralign="center" o:hrstd="t" o:hr="t" fillcolor="#a0a0a0" stroked="f"/>
+        </w:pict>
+      </w:r>
+    </w:p>
+    <w:p>
+      <w:pPr>
+        <w:rPr>
+          <w:rFonts w:cstheme="minorHAnsi"/>
+          <w:bCs/>
+        </w:rPr>
+      </w:pPr>
+      <w:r>
+        <w:rPr>
+          <w:rFonts w:ascii="Segoe UI Emoji" w:hAnsi="Segoe UI Emoji" w:cs="Segoe UI Emoji"/>
+          <w:bCs/>
+        </w:rPr>
         <w:t>✅</w:t>
       </w:r>
       <w:r>
         <w:rPr>
+          <w:rFonts w:cstheme="minorHAnsi"/>
+          <w:bCs/>
+        </w:rPr>
+        <w:t xml:space="preserve"> </w:t>
+      </w:r>
+      <w:r>
+        <w:rPr>
+          <w:rFonts w:cstheme="minorHAnsi"/>
+          <w:b/>
+          <w:bCs/>
+        </w:rPr>
+        <w:t>Endpoint:</w:t>
+      </w:r>
+      <w:r>
+        <w:rPr>
+          <w:rFonts w:cstheme="minorHAnsi"/>
+          <w:bCs/>
+        </w:rPr>
+        <w:br/>
+        <w:t>GET /</w:t>
+      </w:r>
+      <w:proofErr w:type="spellStart"/>
+      <w:r>
+        <w:rPr>
+          <w:rFonts w:cstheme="minorHAnsi"/>
+          <w:bCs/>
+        </w:rPr>
+        <w:t>api</w:t>
+      </w:r>
+      <w:proofErr w:type="spellEnd"/>
+      <w:r>
+        <w:rPr>
+          <w:rFonts w:cstheme="minorHAnsi"/>
+          <w:bCs/>
+        </w:rPr>
+        <w:t>/metrics/compliance-verification/</w:t>
+      </w:r>
+      <w:r>
+        <w:rPr>
+          <w:rFonts w:cstheme="minorHAnsi"/>
+          <w:bCs/>
+        </w:rPr>
+        <w:br/>
+        <w:t xml:space="preserve">View: </w:t>
+      </w:r>
+      <w:proofErr w:type="spellStart"/>
+      <w:r>
+        <w:rPr>
+          <w:rFonts w:cstheme="minorHAnsi"/>
+          <w:bCs/>
+        </w:rPr>
+        <w:t>ComplianceVerificationMetricsView</w:t>
+      </w:r>
+      <w:proofErr w:type="spellEnd"/>
+    </w:p>
+    <w:p>
+      <w:pPr>
+        <w:rPr>
+          <w:rFonts w:cstheme="minorHAnsi"/>
+          <w:bCs/>
+        </w:rPr>
+      </w:pPr>
+      <w:r>
+        <w:rPr>
+          <w:rFonts w:cstheme="minorHAnsi"/>
+          <w:b/>
+          <w:bCs/>
+        </w:rPr>
+        <w:t>Permissions:</w:t>
+      </w:r>
+      <w:r>
+        <w:rPr>
+          <w:rFonts w:cstheme="minorHAnsi"/>
+          <w:bCs/>
+        </w:rPr>
+        <w:br/>
+        <w:t xml:space="preserve">• Only </w:t>
+      </w:r>
+      <w:proofErr w:type="spellStart"/>
+      <w:r>
+        <w:rPr>
+          <w:rFonts w:cstheme="minorHAnsi"/>
+          <w:bCs/>
+        </w:rPr>
+        <w:t>SuperAdmins</w:t>
+      </w:r>
+      <w:proofErr w:type="spellEnd"/>
+      <w:r>
+        <w:rPr>
+          <w:rFonts w:cstheme="minorHAnsi"/>
+          <w:bCs/>
+        </w:rPr>
+        <w:t xml:space="preserve"> (via </w:t>
+      </w:r>
+      <w:proofErr w:type="spellStart"/>
+      <w:r>
+        <w:rPr>
+          <w:rFonts w:cstheme="minorHAnsi"/>
+          <w:bCs/>
+        </w:rPr>
+        <w:t>IsSuperAdmin</w:t>
+      </w:r>
+      <w:proofErr w:type="spellEnd"/>
+      <w:r>
+        <w:rPr>
+          <w:rFonts w:cstheme="minorHAnsi"/>
+          <w:bCs/>
+        </w:rPr>
+        <w:t>)</w:t>
+      </w:r>
+    </w:p>
+    <w:p>
+      <w:pPr>
+        <w:rPr>
+          <w:rFonts w:cstheme="minorHAnsi"/>
+          <w:bCs/>
+        </w:rPr>
+      </w:pPr>
+      <w:r>
+        <w:rPr>
+          <w:rFonts w:cstheme="minorHAnsi"/>
+          <w:bCs/>
+        </w:rPr>
+        <w:pict w14:anchorId="4EB22029">
+          <v:rect id="_x0000_i1225" style="width:0;height:1.5pt" o:hralign="center" o:hrstd="t" o:hr="t" fillcolor="#a0a0a0" stroked="f"/>
+        </w:pict>
+      </w:r>
+    </w:p>
+    <w:p>
+      <w:pPr>
+        <w:rPr>
+          <w:rFonts w:cstheme="minorHAnsi"/>
+          <w:bCs/>
+        </w:rPr>
+      </w:pPr>
+      <w:r>
+        <w:rPr>
+          <w:rFonts w:ascii="Segoe UI Emoji" w:hAnsi="Segoe UI Emoji" w:cs="Segoe UI Emoji"/>
+          <w:bCs/>
+        </w:rPr>
+        <w:t>📤</w:t>
+      </w:r>
+      <w:r>
+        <w:rPr>
+          <w:rFonts w:cstheme="minorHAnsi"/>
+          <w:bCs/>
+        </w:rPr>
+        <w:t xml:space="preserve"> </w:t>
+      </w:r>
+      <w:r>
+        <w:rPr>
+          <w:rFonts w:cstheme="minorHAnsi"/>
+          <w:b/>
+          <w:bCs/>
+        </w:rPr>
+        <w:t>GET: View Compliance Verification Metrics</w:t>
+      </w:r>
+      <w:r>
+        <w:rPr>
+          <w:rFonts w:cstheme="minorHAnsi"/>
+          <w:bCs/>
+        </w:rPr>
+        <w:br/>
+        <w:t>This endpoint provides system-wide compliance metrics for schools, including the number of pending and completed compliance documents.</w:t>
+      </w:r>
+    </w:p>
+    <w:p>
+      <w:pPr>
+        <w:rPr>
+          <w:rFonts w:cstheme="minorHAnsi"/>
+          <w:bCs/>
+        </w:rPr>
+      </w:pPr>
+      <w:r>
+        <w:rPr>
+          <w:rFonts w:cstheme="minorHAnsi"/>
+          <w:bCs/>
+        </w:rPr>
+        <w:t>The compliance documents tracked are:</w:t>
+      </w:r>
+    </w:p>
+    <w:p>
+      <w:pPr>
+        <w:numPr>
+          <w:ilvl w:val="0"/>
+          <w:numId w:val="51"/>
+        </w:numPr>
+        <w:rPr>
+          <w:rFonts w:cstheme="minorHAnsi"/>
+          <w:bCs/>
+        </w:rPr>
+      </w:pPr>
+      <w:r>
+        <w:rPr>
+          <w:rFonts w:cstheme="minorHAnsi"/>
+          <w:bCs/>
+        </w:rPr>
+        <w:t>Tax Identification Number</w:t>
+      </w:r>
+    </w:p>
+    <w:p>
+      <w:pPr>
+        <w:numPr>
+          <w:ilvl w:val="0"/>
+          <w:numId w:val="51"/>
+        </w:numPr>
+        <w:rPr>
+          <w:rFonts w:cstheme="minorHAnsi"/>
+          <w:bCs/>
+        </w:rPr>
+      </w:pPr>
+      <w:r>
+        <w:rPr>
+          <w:rFonts w:cstheme="minorHAnsi"/>
+          <w:bCs/>
+        </w:rPr>
+        <w:t>Accreditation Certificates</w:t>
+      </w:r>
+    </w:p>
+    <w:p>
+      <w:pPr>
+        <w:numPr>
+          <w:ilvl w:val="0"/>
+          <w:numId w:val="51"/>
+        </w:numPr>
+        <w:rPr>
+          <w:rFonts w:cstheme="minorHAnsi"/>
+          <w:bCs/>
+        </w:rPr>
+      </w:pPr>
+      <w:r>
+        <w:rPr>
+          <w:rFonts w:cstheme="minorHAnsi"/>
+          <w:bCs/>
+        </w:rPr>
+        <w:t>Proof of Registration</w:t>
+      </w:r>
+    </w:p>
+    <w:p>
+      <w:pPr>
+        <w:rPr>
+          <w:rFonts w:cstheme="minorHAnsi"/>
+          <w:bCs/>
+        </w:rPr>
+      </w:pPr>
+      <w:r>
+        <w:rPr>
+          <w:rFonts w:cstheme="minorHAnsi"/>
+          <w:bCs/>
+        </w:rPr>
+        <w:pict w14:anchorId="22889E49">
+          <v:rect id="_x0000_i1226" style="width:0;height:1.5pt" o:hralign="center" o:hrstd="t" o:hr="t" fillcolor="#a0a0a0" stroked="f"/>
+        </w:pict>
+      </w:r>
+    </w:p>
+    <w:p>
+      <w:pPr>
+        <w:rPr>
+          <w:rFonts w:cstheme="minorHAnsi"/>
+          <w:bCs/>
+        </w:rPr>
+      </w:pPr>
+      <w:r>
+        <w:rPr>
+          <w:rFonts w:ascii="Segoe UI Emoji" w:hAnsi="Segoe UI Emoji" w:cs="Segoe UI Emoji"/>
+          <w:bCs/>
+        </w:rPr>
+        <w:t>✅</w:t>
+      </w:r>
+      <w:r>
+        <w:rPr>
+          <w:rFonts w:cstheme="minorHAnsi"/>
+          <w:bCs/>
+        </w:rPr>
+        <w:t xml:space="preserve"> </w:t>
+      </w:r>
+      <w:r>
+        <w:rPr>
+          <w:rFonts w:cstheme="minorHAnsi"/>
+          <w:b/>
+          <w:bCs/>
+        </w:rPr>
+        <w:t>Sample GET Response:</w:t>
+      </w:r>
+    </w:p>
+    <w:p>
+      <w:pPr>
+        <w:rPr>
+          <w:rFonts w:cstheme="minorHAnsi"/>
+          <w:bCs/>
+        </w:rPr>
+      </w:pPr>
+      <w:r>
+        <w:rPr>
+          <w:rFonts w:cstheme="minorHAnsi"/>
+          <w:bCs/>
+        </w:rPr>
+        <w:lastRenderedPageBreak/>
+        <w:t>{</w:t>
+      </w:r>
+    </w:p>
+    <w:p>
+      <w:pPr>
+        <w:rPr>
+          <w:rFonts w:cstheme="minorHAnsi"/>
+          <w:bCs/>
+        </w:rPr>
+      </w:pPr>
+      <w:r>
+        <w:rPr>
+          <w:rFonts w:cstheme="minorHAnsi"/>
+          <w:bCs/>
+        </w:rPr>
+        <w:t xml:space="preserve">  "</w:t>
+      </w:r>
+      <w:proofErr w:type="spellStart"/>
+      <w:r>
+        <w:rPr>
+          <w:rFonts w:cstheme="minorHAnsi"/>
+          <w:bCs/>
+        </w:rPr>
+        <w:t>pending_tax_id</w:t>
+      </w:r>
+      <w:proofErr w:type="spellEnd"/>
+      <w:r>
+        <w:rPr>
+          <w:rFonts w:cstheme="minorHAnsi"/>
+          <w:bCs/>
+        </w:rPr>
+        <w:t>": 4,</w:t>
+      </w:r>
+    </w:p>
+    <w:p>
+      <w:pPr>
+        <w:rPr>
+          <w:rFonts w:cstheme="minorHAnsi"/>
+          <w:bCs/>
+        </w:rPr>
+      </w:pPr>
+      <w:r>
+        <w:rPr>
+          <w:rFonts w:cstheme="minorHAnsi"/>
+          <w:bCs/>
+        </w:rPr>
+        <w:t xml:space="preserve">  "</w:t>
+      </w:r>
+      <w:proofErr w:type="spellStart"/>
+      <w:r>
+        <w:rPr>
+          <w:rFonts w:cstheme="minorHAnsi"/>
+          <w:bCs/>
+        </w:rPr>
+        <w:t>pending_accreditation_cert</w:t>
+      </w:r>
+      <w:proofErr w:type="spellEnd"/>
+      <w:r>
+        <w:rPr>
+          <w:rFonts w:cstheme="minorHAnsi"/>
+          <w:bCs/>
+        </w:rPr>
+        <w:t>": 2,</w:t>
+      </w:r>
+    </w:p>
+    <w:p>
+      <w:pPr>
+        <w:rPr>
+          <w:rFonts w:cstheme="minorHAnsi"/>
+          <w:bCs/>
+        </w:rPr>
+      </w:pPr>
+      <w:r>
+        <w:rPr>
+          <w:rFonts w:cstheme="minorHAnsi"/>
+          <w:bCs/>
+        </w:rPr>
+        <w:t xml:space="preserve">  "</w:t>
+      </w:r>
+      <w:proofErr w:type="spellStart"/>
+      <w:r>
+        <w:rPr>
+          <w:rFonts w:cstheme="minorHAnsi"/>
+          <w:bCs/>
+        </w:rPr>
+        <w:t>pending_proof_of_reg</w:t>
+      </w:r>
+      <w:proofErr w:type="spellEnd"/>
+      <w:r>
+        <w:rPr>
+          <w:rFonts w:cstheme="minorHAnsi"/>
+          <w:bCs/>
+        </w:rPr>
+        <w:t>": 3,</w:t>
+      </w:r>
+    </w:p>
+    <w:p>
+      <w:pPr>
+        <w:rPr>
+          <w:rFonts w:cstheme="minorHAnsi"/>
+          <w:bCs/>
+        </w:rPr>
+      </w:pPr>
+      <w:r>
+        <w:rPr>
+          <w:rFonts w:cstheme="minorHAnsi"/>
+          <w:bCs/>
+        </w:rPr>
+        <w:t xml:space="preserve">  "</w:t>
+      </w:r>
+      <w:proofErr w:type="spellStart"/>
+      <w:r>
+        <w:rPr>
+          <w:rFonts w:cstheme="minorHAnsi"/>
+          <w:bCs/>
+        </w:rPr>
+        <w:t>completed_tax_id</w:t>
+      </w:r>
+      <w:proofErr w:type="spellEnd"/>
+      <w:r>
+        <w:rPr>
+          <w:rFonts w:cstheme="minorHAnsi"/>
+          <w:bCs/>
+        </w:rPr>
+        <w:t>": 10,</w:t>
+      </w:r>
+    </w:p>
+    <w:p>
+      <w:pPr>
+        <w:rPr>
+          <w:rFonts w:cstheme="minorHAnsi"/>
+          <w:bCs/>
+        </w:rPr>
+      </w:pPr>
+      <w:r>
+        <w:rPr>
+          <w:rFonts w:cstheme="minorHAnsi"/>
+          <w:bCs/>
+        </w:rPr>
+        <w:t xml:space="preserve">  "</w:t>
+      </w:r>
+      <w:proofErr w:type="spellStart"/>
+      <w:r>
+        <w:rPr>
+          <w:rFonts w:cstheme="minorHAnsi"/>
+          <w:bCs/>
+        </w:rPr>
+        <w:t>completed_accreditation_cert</w:t>
+      </w:r>
+      <w:proofErr w:type="spellEnd"/>
+      <w:r>
+        <w:rPr>
+          <w:rFonts w:cstheme="minorHAnsi"/>
+          <w:bCs/>
+        </w:rPr>
+        <w:t>": 12,</w:t>
+      </w:r>
+    </w:p>
+    <w:p>
+      <w:pPr>
+        <w:rPr>
+          <w:rFonts w:cstheme="minorHAnsi"/>
+          <w:bCs/>
+        </w:rPr>
+      </w:pPr>
+      <w:r>
+        <w:rPr>
+          <w:rFonts w:cstheme="minorHAnsi"/>
+          <w:bCs/>
+        </w:rPr>
+        <w:t xml:space="preserve">  "</w:t>
+      </w:r>
+      <w:proofErr w:type="spellStart"/>
+      <w:r>
+        <w:rPr>
+          <w:rFonts w:cstheme="minorHAnsi"/>
+          <w:bCs/>
+        </w:rPr>
+        <w:t>completed_proof_of_reg</w:t>
+      </w:r>
+      <w:proofErr w:type="spellEnd"/>
+      <w:r>
+        <w:rPr>
+          <w:rFonts w:cstheme="minorHAnsi"/>
+          <w:bCs/>
+        </w:rPr>
+        <w:t>": 11</w:t>
+      </w:r>
+    </w:p>
+    <w:p>
+      <w:pPr>
+        <w:rPr>
+          <w:rFonts w:cstheme="minorHAnsi"/>
+          <w:bCs/>
+        </w:rPr>
+      </w:pPr>
+      <w:r>
+        <w:rPr>
+          <w:rFonts w:cstheme="minorHAnsi"/>
+          <w:bCs/>
+        </w:rPr>
+        <w:t>}</w:t>
+      </w:r>
+    </w:p>
+    <w:p>
+      <w:pPr>
+        <w:rPr>
+          <w:rFonts w:cstheme="minorHAnsi"/>
+          <w:bCs/>
+        </w:rPr>
+      </w:pPr>
+      <w:r>
+        <w:rPr>
+          <w:rFonts w:cstheme="minorHAnsi"/>
+          <w:bCs/>
+        </w:rPr>
+        <w:pict w14:anchorId="6E2D24BE">
+          <v:rect id="_x0000_i1227" style="width:0;height:1.5pt" o:hralign="center" o:hrstd="t" o:hr="t" fillcolor="#a0a0a0" stroked="f"/>
+        </w:pict>
+      </w:r>
+    </w:p>
+    <w:p>
+      <w:pPr>
+        <w:rPr>
+          <w:rFonts w:cstheme="minorHAnsi"/>
+          <w:bCs/>
+        </w:rPr>
+      </w:pPr>
+      <w:r>
+        <w:rPr>
+          <w:rFonts w:ascii="Segoe UI Emoji" w:hAnsi="Segoe UI Emoji" w:cs="Segoe UI Emoji"/>
+          <w:bCs/>
+        </w:rPr>
+        <w:t>🔐</w:t>
+      </w:r>
+      <w:r>
+        <w:rPr>
+          <w:rFonts w:cstheme="minorHAnsi"/>
+          <w:bCs/>
+        </w:rPr>
+        <w:t xml:space="preserve"> </w:t>
+      </w:r>
+      <w:r>
+        <w:rPr>
+          <w:rFonts w:cstheme="minorHAnsi"/>
+          <w:b/>
+          <w:bCs/>
+        </w:rPr>
+        <w:t>Role-Based Access:</w:t>
+      </w:r>
+      <w:r>
+        <w:rPr>
+          <w:rFonts w:cstheme="minorHAnsi"/>
+          <w:bCs/>
+        </w:rPr>
+        <w:br/>
+        <w:t xml:space="preserve">• </w:t>
+      </w:r>
+      <w:proofErr w:type="spellStart"/>
+      <w:r>
+        <w:rPr>
+          <w:rFonts w:cstheme="minorHAnsi"/>
+          <w:b/>
+          <w:bCs/>
+        </w:rPr>
+        <w:t>SuperAdmin</w:t>
+      </w:r>
+      <w:proofErr w:type="spellEnd"/>
+      <w:r>
+        <w:rPr>
+          <w:rFonts w:cstheme="minorHAnsi"/>
+          <w:b/>
+          <w:bCs/>
+        </w:rPr>
+        <w:t xml:space="preserve"> / Staff:</w:t>
+      </w:r>
+      <w:r>
+        <w:rPr>
+          <w:rFonts w:cstheme="minorHAnsi"/>
+          <w:bCs/>
+        </w:rPr>
+        <w:t xml:space="preserve"> Can view compliance metrics for all schools</w:t>
+      </w:r>
+      <w:r>
+        <w:rPr>
+          <w:rFonts w:cstheme="minorHAnsi"/>
+          <w:bCs/>
+        </w:rPr>
+        <w:br/>
+        <w:t xml:space="preserve">• </w:t>
+      </w:r>
+      <w:r>
+        <w:rPr>
+          <w:rFonts w:ascii="Segoe UI Emoji" w:hAnsi="Segoe UI Emoji" w:cs="Segoe UI Emoji"/>
+          <w:bCs/>
+        </w:rPr>
+        <w:t>❌</w:t>
+      </w:r>
+      <w:r>
+        <w:rPr>
+          <w:rFonts w:cstheme="minorHAnsi"/>
+          <w:bCs/>
+        </w:rPr>
+        <w:t xml:space="preserve"> </w:t>
+      </w:r>
+      <w:r>
+        <w:rPr>
+          <w:rFonts w:cstheme="minorHAnsi"/>
+          <w:b/>
+          <w:bCs/>
+        </w:rPr>
+        <w:t>Teachers &amp; Students:</w:t>
+      </w:r>
+      <w:r>
+        <w:rPr>
+          <w:rFonts w:cstheme="minorHAnsi"/>
+          <w:bCs/>
+        </w:rPr>
+        <w:t xml:space="preserve"> Access denied</w:t>
+      </w:r>
+    </w:p>
+    <w:p>
+      <w:pPr>
+        <w:rPr>
+          <w:rFonts w:cstheme="minorHAnsi"/>
+          <w:bCs/>
+        </w:rPr>
+      </w:pPr>
+      <w:r>
+        <w:rPr>
+          <w:rFonts w:cstheme="minorHAnsi"/>
+          <w:bCs/>
+        </w:rPr>
+        <w:pict w14:anchorId="54E77F23">
+          <v:rect id="_x0000_i1228" style="width:0;height:1.5pt" o:hralign="center" o:hrstd="t" o:hr="t" fillcolor="#a0a0a0" stroked="f"/>
+        </w:pict>
+      </w:r>
+    </w:p>
+    <w:p>
+      <w:pPr>
+        <w:rPr>
+          <w:rFonts w:cstheme="minorHAnsi"/>
+          <w:bCs/>
+        </w:rPr>
+      </w:pPr>
+      <w:r>
+        <w:rPr>
+          <w:rFonts w:ascii="Segoe UI Emoji" w:hAnsi="Segoe UI Emoji" w:cs="Segoe UI Emoji"/>
+          <w:bCs/>
+        </w:rPr>
+        <w:t>✅</w:t>
+      </w:r>
+      <w:r>
+        <w:rPr>
+          <w:rFonts w:cstheme="minorHAnsi"/>
+          <w:bCs/>
+        </w:rPr>
+        <w:t xml:space="preserve"> </w:t>
+      </w:r>
+      <w:r>
+        <w:rPr>
+          <w:rFonts w:cstheme="minorHAnsi"/>
+          <w:b/>
+          <w:bCs/>
+        </w:rPr>
+        <w:t>Error Responses:</w:t>
+      </w:r>
+    </w:p>
+    <w:p>
+      <w:pPr>
+        <w:numPr>
+          <w:ilvl w:val="0"/>
+          <w:numId w:val="52"/>
+        </w:numPr>
+        <w:rPr>
+          <w:rFonts w:cstheme="minorHAnsi"/>
+          <w:bCs/>
+        </w:rPr>
+      </w:pPr>
+      <w:r>
+        <w:rPr>
+          <w:rFonts w:cstheme="minorHAnsi"/>
+          <w:bCs/>
+        </w:rPr>
+        <w:t>Unauthorized (not logged in):</w:t>
+      </w:r>
+    </w:p>
+    <w:p>
+      <w:pPr>
+        <w:rPr>
+          <w:rFonts w:cstheme="minorHAnsi"/>
+          <w:bCs/>
+        </w:rPr>
+      </w:pPr>
+      <w:r>
+        <w:rPr>
+          <w:rFonts w:cstheme="minorHAnsi"/>
+          <w:bCs/>
+        </w:rPr>
+        <w:t>{</w:t>
+      </w:r>
+    </w:p>
+    <w:p>
+      <w:pPr>
+        <w:rPr>
+          <w:rFonts w:cstheme="minorHAnsi"/>
+          <w:bCs/>
+        </w:rPr>
+      </w:pPr>
+      <w:r>
+        <w:rPr>
+          <w:rFonts w:cstheme="minorHAnsi"/>
+          <w:bCs/>
+        </w:rPr>
+        <w:t xml:space="preserve">  "detail": "Authentication credentials were not provided."</w:t>
+      </w:r>
+    </w:p>
+    <w:p>
+      <w:pPr>
+        <w:rPr>
+          <w:rFonts w:cstheme="minorHAnsi"/>
+          <w:bCs/>
+        </w:rPr>
+      </w:pPr>
+      <w:r>
+        <w:rPr>
+          <w:rFonts w:cstheme="minorHAnsi"/>
+          <w:bCs/>
+        </w:rPr>
+        <w:t>}</w:t>
+      </w:r>
+    </w:p>
+    <w:p>
+      <w:pPr>
+        <w:numPr>
+          <w:ilvl w:val="0"/>
+          <w:numId w:val="53"/>
+        </w:numPr>
+        <w:rPr>
+          <w:rFonts w:cstheme="minorHAnsi"/>
+          <w:bCs/>
+        </w:rPr>
+      </w:pPr>
+      <w:r>
+        <w:rPr>
+          <w:rFonts w:cstheme="minorHAnsi"/>
+          <w:bCs/>
+        </w:rPr>
+        <w:t xml:space="preserve">Forbidden (logged in but not </w:t>
+      </w:r>
+      <w:proofErr w:type="spellStart"/>
+      <w:r>
+        <w:rPr>
+          <w:rFonts w:cstheme="minorHAnsi"/>
+          <w:bCs/>
+        </w:rPr>
+        <w:t>SuperAdmin</w:t>
+      </w:r>
+      <w:proofErr w:type="spellEnd"/>
+      <w:r>
+        <w:rPr>
+          <w:rFonts w:cstheme="minorHAnsi"/>
+          <w:bCs/>
+        </w:rPr>
+        <w:t>):</w:t>
+      </w:r>
+    </w:p>
+    <w:p>
+      <w:pPr>
+        <w:rPr>
+          <w:rFonts w:cstheme="minorHAnsi"/>
+          <w:bCs/>
+        </w:rPr>
+      </w:pPr>
+      <w:r>
+        <w:rPr>
+          <w:rFonts w:cstheme="minorHAnsi"/>
+          <w:bCs/>
+        </w:rPr>
+        <w:t>{</w:t>
+      </w:r>
+    </w:p>
+    <w:p>
+      <w:pPr>
+        <w:rPr>
+          <w:rFonts w:cstheme="minorHAnsi"/>
+          <w:bCs/>
+        </w:rPr>
+      </w:pPr>
+      <w:r>
+        <w:rPr>
+          <w:rFonts w:cstheme="minorHAnsi"/>
+          <w:bCs/>
+        </w:rPr>
+        <w:t xml:space="preserve">  "detail": "You do not have permission to perform this action."</w:t>
+      </w:r>
+    </w:p>
+    <w:p>
+      <w:pPr>
+        <w:rPr>
+          <w:rFonts w:cstheme="minorHAnsi"/>
+          <w:bCs/>
+        </w:rPr>
+      </w:pPr>
+      <w:r>
+        <w:rPr>
+          <w:rFonts w:cstheme="minorHAnsi"/>
+          <w:bCs/>
+        </w:rPr>
+        <w:t>}</w:t>
+      </w:r>
+    </w:p>
+    <w:p>
+      <w:pPr>
+        <w:rPr>
+          <w:rFonts w:cstheme="minorHAnsi"/>
+          <w:bCs/>
+        </w:rPr>
+      </w:pPr>
+      <w:r>
+        <w:rPr>
+          <w:rFonts w:cstheme="minorHAnsi"/>
+          <w:bCs/>
+        </w:rPr>
+        <w:pict w14:anchorId="50055421">
+          <v:rect id="_x0000_i1229" style="width:0;height:1.5pt" o:hralign="center" o:hrstd="t" o:hr="t" fillcolor="#a0a0a0" stroked="f"/>
+        </w:pict>
+      </w:r>
+    </w:p>
+    <w:p>
+      <w:pPr>
+        <w:rPr>
+          <w:rFonts w:cstheme="minorHAnsi"/>
+          <w:bCs/>
+        </w:rPr>
+      </w:pPr>
+      <w:r>
+        <w:rPr>
+          <w:rFonts w:ascii="Segoe UI Emoji" w:hAnsi="Segoe UI Emoji" w:cs="Segoe UI Emoji"/>
+          <w:bCs/>
+        </w:rPr>
+        <w:t>✅</w:t>
+      </w:r>
+      <w:r>
+        <w:rPr>
+          <w:rFonts w:cstheme="minorHAnsi"/>
           <w:bCs/>
         </w:rPr>
         <w:t xml:space="preserve"> That completes the </w:t>
       </w:r>
-      <w:proofErr w:type="spellStart"/>
-      <w:r>
-        <w:rPr>
+      <w:r>
+        <w:rPr>
+          <w:rFonts w:cstheme="minorHAnsi"/>
+          <w:b/>
+          <w:bCs/>
+        </w:rPr>
+        <w:t>Compliance Verification Metrics</w:t>
+      </w:r>
+      <w:r>
+        <w:rPr>
+          <w:rFonts w:cstheme="minorHAnsi"/>
+          <w:bCs/>
+        </w:rPr>
+        <w:t xml:space="preserve"> endpoint documentation!</w:t>
+      </w:r>
+    </w:p>
+    <w:p>
+      <w:pPr>
+        <w:rPr>
+          <w:rFonts w:cstheme="minorHAnsi"/>
+          <w:bCs/>
+        </w:rPr>
+      </w:pPr>
+    </w:p>
+    <w:p>
+      <w:pPr>
+        <w:rPr>
+          <w:rFonts w:cstheme="minorHAnsi"/>
+          <w:bCs/>
+          <w:sz w:val="36"/>
+          <w:szCs w:val="36"/>
+        </w:rPr>
+      </w:pPr>
+      <w:r>
+        <w:rPr>
+          <w:rFonts w:cstheme="minorHAnsi"/>
+          <w:b/>
+          <w:sz w:val="36"/>
+          <w:szCs w:val="36"/>
+        </w:rPr>
+        <w:t>S</w:t>
+      </w:r>
+      <w:r>
+        <w:rPr>
+          <w:rFonts w:cstheme="minorHAnsi"/>
+          <w:b/>
+          <w:sz w:val="36"/>
+          <w:szCs w:val="36"/>
+        </w:rPr>
+        <w:t>uper</w:t>
+      </w:r>
+      <w:r>
+        <w:rPr>
+          <w:rFonts w:cstheme="minorHAnsi"/>
+          <w:b/>
+          <w:sz w:val="36"/>
+          <w:szCs w:val="36"/>
+        </w:rPr>
+        <w:t xml:space="preserve"> </w:t>
+      </w:r>
+      <w:r>
+        <w:rPr>
+          <w:rFonts w:cstheme="minorHAnsi"/>
+          <w:b/>
+          <w:sz w:val="36"/>
+          <w:szCs w:val="36"/>
+        </w:rPr>
+        <w:t>Admin</w:t>
+      </w:r>
+      <w:r>
+        <w:rPr>
+          <w:rFonts w:cstheme="minorHAnsi"/>
+          <w:bCs/>
+          <w:sz w:val="36"/>
+          <w:szCs w:val="36"/>
+        </w:rPr>
+        <w:t xml:space="preserve"> </w:t>
+      </w:r>
+      <w:r>
+        <w:rPr>
+          <w:rFonts w:cstheme="minorHAnsi"/>
+          <w:b/>
+          <w:bCs/>
+          <w:sz w:val="36"/>
+          <w:szCs w:val="36"/>
+        </w:rPr>
+        <w:t>Metrics endpoint</w:t>
+      </w:r>
+    </w:p>
+    <w:p>
+      <w:pPr>
+        <w:rPr>
+          <w:rFonts w:cstheme="minorHAnsi"/>
+          <w:bCs/>
+        </w:rPr>
+      </w:pPr>
+    </w:p>
+    <w:p>
+      <w:pPr>
+        <w:rPr>
+          <w:rFonts w:cstheme="minorHAnsi"/>
+          <w:bCs/>
+        </w:rPr>
+      </w:pPr>
+      <w:r>
+        <w:rPr>
+          <w:rFonts w:cstheme="minorHAnsi"/>
+          <w:bCs/>
+        </w:rPr>
+        <w:t>H</w:t>
+      </w:r>
+      <w:r>
+        <w:rPr>
+          <w:rFonts w:cstheme="minorHAnsi"/>
+          <w:bCs/>
+        </w:rPr>
+        <w:t>ere’s the documentation for your</w:t>
+      </w:r>
+      <w:r>
+        <w:rPr>
+          <w:rFonts w:cstheme="minorHAnsi"/>
+          <w:bCs/>
+        </w:rPr>
+        <w:t xml:space="preserve"> </w:t>
+      </w:r>
+      <w:r>
+        <w:rPr>
+          <w:rFonts w:cstheme="minorHAnsi"/>
+          <w:b/>
+        </w:rPr>
+        <w:t>S</w:t>
+      </w:r>
+      <w:r>
+        <w:rPr>
+          <w:rFonts w:cstheme="minorHAnsi"/>
+          <w:b/>
+        </w:rPr>
+        <w:t xml:space="preserve">uper </w:t>
+      </w:r>
+      <w:r>
+        <w:rPr>
+          <w:rFonts w:cstheme="minorHAnsi"/>
+          <w:b/>
+        </w:rPr>
+        <w:t>Admin</w:t>
+      </w:r>
+      <w:r>
+        <w:rPr>
+          <w:rFonts w:cstheme="minorHAnsi"/>
+          <w:bCs/>
+        </w:rPr>
+        <w:t xml:space="preserve"> </w:t>
+      </w:r>
+      <w:r>
+        <w:rPr>
+          <w:rFonts w:cstheme="minorHAnsi"/>
+          <w:b/>
+          <w:bCs/>
+        </w:rPr>
+        <w:t>Metrics endpoint</w:t>
+      </w:r>
+      <w:r>
+        <w:rPr>
+          <w:rFonts w:cstheme="minorHAnsi"/>
+          <w:bCs/>
+        </w:rPr>
+        <w:t xml:space="preserve"> in the same style/format as the ones you showed:</w:t>
+      </w:r>
+    </w:p>
+    <w:p>
+      <w:pPr>
+        <w:rPr>
+          <w:rFonts w:cstheme="minorHAnsi"/>
+          <w:bCs/>
+        </w:rPr>
+      </w:pPr>
+      <w:r>
+        <w:rPr>
+          <w:rFonts w:cstheme="minorHAnsi"/>
+          <w:bCs/>
+        </w:rPr>
+        <w:pict w14:anchorId="3DA338A9">
+          <v:rect id="_x0000_i1274" style="width:0;height:1.5pt" o:hralign="center" o:hrstd="t" o:hr="t" fillcolor="#a0a0a0" stroked="f"/>
+        </w:pict>
+      </w:r>
+    </w:p>
+    <w:p>
+      <w:pPr>
+        <w:rPr>
+          <w:rFonts w:cstheme="minorHAnsi"/>
+          <w:bCs/>
+        </w:rPr>
+      </w:pPr>
+      <w:r>
+        <w:rPr>
+          <w:rFonts w:cstheme="minorHAnsi"/>
+          <w:bCs/>
+        </w:rPr>
+        <w:t>Here is the documentation for the new endpoint:</w:t>
+      </w:r>
+    </w:p>
+    <w:p>
+      <w:pPr>
+        <w:rPr>
+          <w:rFonts w:cstheme="minorHAnsi"/>
+          <w:bCs/>
+        </w:rPr>
+      </w:pPr>
+      <w:r>
+        <w:rPr>
+          <w:rFonts w:cstheme="minorHAnsi"/>
+          <w:bCs/>
+        </w:rPr>
+        <w:pict w14:anchorId="39C18AA1">
+          <v:rect id="_x0000_i1275" style="width:0;height:1.5pt" o:hralign="center" o:hrstd="t" o:hr="t" fillcolor="#a0a0a0" stroked="f"/>
+        </w:pict>
+      </w:r>
+    </w:p>
+    <w:p>
+      <w:pPr>
+        <w:rPr>
+          <w:rFonts w:cstheme="minorHAnsi"/>
+          <w:bCs/>
+        </w:rPr>
+      </w:pPr>
+      <w:r>
+        <w:rPr>
+          <w:rFonts w:ascii="Segoe UI Emoji" w:hAnsi="Segoe UI Emoji" w:cs="Segoe UI Emoji"/>
+          <w:bCs/>
+        </w:rPr>
+        <w:t>✅</w:t>
+      </w:r>
+      <w:r>
+        <w:rPr>
+          <w:rFonts w:cstheme="minorHAnsi"/>
+          <w:bCs/>
+        </w:rPr>
+        <w:t xml:space="preserve"> </w:t>
+      </w:r>
+      <w:r>
+        <w:rPr>
+          <w:rFonts w:cstheme="minorHAnsi"/>
+          <w:b/>
+          <w:bCs/>
+        </w:rPr>
+        <w:t>Endpoint:</w:t>
+      </w:r>
+      <w:r>
+        <w:rPr>
+          <w:rFonts w:cstheme="minorHAnsi"/>
+          <w:bCs/>
+        </w:rPr>
+        <w:br/>
+        <w:t>GET /metrics/</w:t>
+      </w:r>
+      <w:proofErr w:type="spellStart"/>
+      <w:r>
+        <w:rPr>
+          <w:rFonts w:cstheme="minorHAnsi"/>
+          <w:bCs/>
+        </w:rPr>
+        <w:t>superadmin</w:t>
+      </w:r>
+      <w:proofErr w:type="spellEnd"/>
+      <w:r>
+        <w:rPr>
+          <w:rFonts w:cstheme="minorHAnsi"/>
+          <w:bCs/>
+        </w:rPr>
+        <w:br/>
+        <w:t xml:space="preserve">View: </w:t>
+      </w:r>
+      <w:proofErr w:type="spellStart"/>
+      <w:r>
+        <w:rPr>
+          <w:rFonts w:cstheme="minorHAnsi"/>
+          <w:bCs/>
+        </w:rPr>
+        <w:t>SuperAdmin</w:t>
+      </w:r>
+      <w:r>
+        <w:rPr>
+          <w:rFonts w:cstheme="minorHAnsi"/>
+          <w:bCs/>
+        </w:rPr>
+        <w:t>MetricsView</w:t>
+      </w:r>
+      <w:proofErr w:type="spellEnd"/>
+    </w:p>
+    <w:p>
+      <w:pPr>
+        <w:rPr>
+          <w:rFonts w:cstheme="minorHAnsi"/>
+          <w:bCs/>
+        </w:rPr>
+      </w:pPr>
+      <w:r>
+        <w:rPr>
+          <w:rFonts w:cstheme="minorHAnsi"/>
+          <w:b/>
+          <w:bCs/>
+        </w:rPr>
+        <w:t>Permissions:</w:t>
+      </w:r>
+      <w:r>
+        <w:rPr>
+          <w:rFonts w:cstheme="minorHAnsi"/>
+          <w:bCs/>
+        </w:rPr>
+        <w:br/>
+        <w:t xml:space="preserve">• Only </w:t>
+      </w:r>
+      <w:proofErr w:type="spellStart"/>
+      <w:r>
+        <w:rPr>
+          <w:rFonts w:cstheme="minorHAnsi"/>
+          <w:bCs/>
+        </w:rPr>
+        <w:t>SuperAdmins</w:t>
+      </w:r>
+      <w:proofErr w:type="spellEnd"/>
+      <w:r>
+        <w:rPr>
+          <w:rFonts w:cstheme="minorHAnsi"/>
+          <w:bCs/>
+        </w:rPr>
+        <w:t xml:space="preserve"> (via </w:t>
+      </w:r>
+      <w:proofErr w:type="spellStart"/>
+      <w:r>
+        <w:rPr>
+          <w:rFonts w:cstheme="minorHAnsi"/>
+          <w:bCs/>
+        </w:rPr>
+        <w:t>IsSuperAdmin</w:t>
+      </w:r>
+      <w:proofErr w:type="spellEnd"/>
+      <w:r>
+        <w:rPr>
+          <w:rFonts w:cstheme="minorHAnsi"/>
+          <w:bCs/>
+        </w:rPr>
+        <w:t xml:space="preserve"> custom permission)</w:t>
+      </w:r>
+    </w:p>
+    <w:p>
+      <w:pPr>
+        <w:rPr>
+          <w:rFonts w:cstheme="minorHAnsi"/>
+          <w:bCs/>
+        </w:rPr>
+      </w:pPr>
+      <w:r>
+        <w:rPr>
+          <w:rFonts w:cstheme="minorHAnsi"/>
+          <w:bCs/>
+        </w:rPr>
+        <w:pict w14:anchorId="50F01728">
+          <v:rect id="_x0000_i1276" style="width:0;height:1.5pt" o:hralign="center" o:hrstd="t" o:hr="t" fillcolor="#a0a0a0" stroked="f"/>
+        </w:pict>
+      </w:r>
+    </w:p>
+    <w:p>
+      <w:pPr>
+        <w:rPr>
+          <w:rFonts w:cstheme="minorHAnsi"/>
+          <w:bCs/>
+        </w:rPr>
+      </w:pPr>
+      <w:r>
+        <w:rPr>
+          <w:rFonts w:ascii="Segoe UI Emoji" w:hAnsi="Segoe UI Emoji" w:cs="Segoe UI Emoji"/>
+          <w:bCs/>
+        </w:rPr>
+        <w:t>📤</w:t>
+      </w:r>
+      <w:r>
+        <w:rPr>
+          <w:rFonts w:cstheme="minorHAnsi"/>
+          <w:bCs/>
+        </w:rPr>
+        <w:t xml:space="preserve"> </w:t>
+      </w:r>
+      <w:r>
+        <w:rPr>
+          <w:rFonts w:cstheme="minorHAnsi"/>
+          <w:b/>
+          <w:bCs/>
+        </w:rPr>
+        <w:t>GET: View System Metrics</w:t>
+      </w:r>
+      <w:r>
+        <w:rPr>
+          <w:rFonts w:cstheme="minorHAnsi"/>
+          <w:bCs/>
+        </w:rPr>
+        <w:br/>
+        <w:t xml:space="preserve">This fetches overall system statistics including schools, teachers, students, </w:t>
+      </w:r>
+      <w:proofErr w:type="spellStart"/>
+      <w:r>
+        <w:rPr>
+          <w:rFonts w:cstheme="minorHAnsi"/>
+          <w:bCs/>
+        </w:rPr>
+        <w:t>superadmins</w:t>
+      </w:r>
+      <w:proofErr w:type="spellEnd"/>
+      <w:r>
+        <w:rPr>
+          <w:rFonts w:cstheme="minorHAnsi"/>
+          <w:bCs/>
+        </w:rPr>
+        <w:t>, gender distribution, and school activity.</w:t>
+      </w:r>
+    </w:p>
+    <w:p>
+      <w:pPr>
+        <w:rPr>
+          <w:rFonts w:cstheme="minorHAnsi"/>
+          <w:bCs/>
+        </w:rPr>
+      </w:pPr>
+      <w:r>
+        <w:rPr>
+          <w:rFonts w:ascii="Segoe UI Emoji" w:hAnsi="Segoe UI Emoji" w:cs="Segoe UI Emoji"/>
+          <w:bCs/>
+        </w:rPr>
+        <w:t>✅</w:t>
+      </w:r>
+      <w:r>
+        <w:rPr>
+          <w:rFonts w:cstheme="minorHAnsi"/>
+          <w:bCs/>
+        </w:rPr>
+        <w:t xml:space="preserve"> </w:t>
+      </w:r>
+      <w:r>
+        <w:rPr>
+          <w:rFonts w:cstheme="minorHAnsi"/>
+          <w:b/>
+          <w:bCs/>
+        </w:rPr>
+        <w:t>Sample GET Response:</w:t>
+      </w:r>
+    </w:p>
+    <w:p>
+      <w:pPr>
+        <w:rPr>
+          <w:rFonts w:cstheme="minorHAnsi"/>
+          <w:bCs/>
+        </w:rPr>
+      </w:pPr>
+      <w:r>
+        <w:rPr>
+          <w:rFonts w:cstheme="minorHAnsi"/>
+          <w:bCs/>
+        </w:rPr>
+        <w:t>{</w:t>
+      </w:r>
+    </w:p>
+    <w:p>
+      <w:pPr>
+        <w:rPr>
+          <w:rFonts w:cstheme="minorHAnsi"/>
+          <w:bCs/>
+        </w:rPr>
+      </w:pPr>
+      <w:r>
+        <w:rPr>
+          <w:rFonts w:cstheme="minorHAnsi"/>
+          <w:bCs/>
+        </w:rPr>
+        <w:t xml:space="preserve">  "</w:t>
+      </w:r>
+      <w:proofErr w:type="spellStart"/>
+      <w:r>
+        <w:rPr>
+          <w:rFonts w:cstheme="minorHAnsi"/>
+          <w:bCs/>
+        </w:rPr>
+        <w:t>school_count</w:t>
+      </w:r>
+      <w:proofErr w:type="spellEnd"/>
+      <w:r>
+        <w:rPr>
+          <w:rFonts w:cstheme="minorHAnsi"/>
+          <w:bCs/>
+        </w:rPr>
+        <w:t>": 12,</w:t>
+      </w:r>
+    </w:p>
+    <w:p>
+      <w:pPr>
+        <w:rPr>
+          <w:rFonts w:cstheme="minorHAnsi"/>
+          <w:bCs/>
+        </w:rPr>
+      </w:pPr>
+      <w:r>
+        <w:rPr>
+          <w:rFonts w:cstheme="minorHAnsi"/>
+          <w:bCs/>
+        </w:rPr>
+        <w:t xml:space="preserve">  "</w:t>
+      </w:r>
+      <w:proofErr w:type="spellStart"/>
+      <w:r>
+        <w:rPr>
+          <w:rFonts w:cstheme="minorHAnsi"/>
+          <w:bCs/>
+        </w:rPr>
+        <w:t>teacher_count</w:t>
+      </w:r>
+      <w:proofErr w:type="spellEnd"/>
+      <w:r>
+        <w:rPr>
+          <w:rFonts w:cstheme="minorHAnsi"/>
+          <w:bCs/>
+        </w:rPr>
+        <w:t>": 103,</w:t>
+      </w:r>
+    </w:p>
+    <w:p>
+      <w:pPr>
+        <w:rPr>
+          <w:rFonts w:cstheme="minorHAnsi"/>
+          <w:bCs/>
+        </w:rPr>
+      </w:pPr>
+      <w:r>
+        <w:rPr>
+          <w:rFonts w:cstheme="minorHAnsi"/>
+          <w:bCs/>
+        </w:rPr>
+        <w:t xml:space="preserve">  "</w:t>
+      </w:r>
+      <w:proofErr w:type="spellStart"/>
+      <w:r>
+        <w:rPr>
+          <w:rFonts w:cstheme="minorHAnsi"/>
+          <w:bCs/>
+        </w:rPr>
+        <w:t>student_count</w:t>
+      </w:r>
+      <w:proofErr w:type="spellEnd"/>
+      <w:r>
+        <w:rPr>
+          <w:rFonts w:cstheme="minorHAnsi"/>
+          <w:bCs/>
+        </w:rPr>
+        <w:t>": 1200,</w:t>
+      </w:r>
+    </w:p>
+    <w:p>
+      <w:pPr>
+        <w:rPr>
+          <w:rFonts w:cstheme="minorHAnsi"/>
+          <w:bCs/>
+        </w:rPr>
+      </w:pPr>
+      <w:r>
+        <w:rPr>
+          <w:rFonts w:cstheme="minorHAnsi"/>
+          <w:bCs/>
+        </w:rPr>
+        <w:t xml:space="preserve">  "</w:t>
+      </w:r>
+      <w:proofErr w:type="spellStart"/>
+      <w:r>
+        <w:rPr>
+          <w:rFonts w:cstheme="minorHAnsi"/>
+          <w:bCs/>
+        </w:rPr>
+        <w:t>superadmin_count</w:t>
+      </w:r>
+      <w:proofErr w:type="spellEnd"/>
+      <w:r>
+        <w:rPr>
+          <w:rFonts w:cstheme="minorHAnsi"/>
+          <w:bCs/>
+        </w:rPr>
+        <w:t>": 3,</w:t>
+      </w:r>
+    </w:p>
+    <w:p>
+      <w:pPr>
+        <w:rPr>
+          <w:rFonts w:cstheme="minorHAnsi"/>
+          <w:bCs/>
+        </w:rPr>
+      </w:pPr>
+      <w:r>
+        <w:rPr>
+          <w:rFonts w:cstheme="minorHAnsi"/>
+          <w:bCs/>
+        </w:rPr>
+        <w:t xml:space="preserve">  "</w:t>
+      </w:r>
+      <w:proofErr w:type="spellStart"/>
+      <w:r>
+        <w:rPr>
+          <w:rFonts w:cstheme="minorHAnsi"/>
+          <w:bCs/>
+        </w:rPr>
+        <w:t>student_male</w:t>
+      </w:r>
+      <w:proofErr w:type="spellEnd"/>
+      <w:r>
+        <w:rPr>
+          <w:rFonts w:cstheme="minorHAnsi"/>
+          <w:bCs/>
+        </w:rPr>
+        <w:t>": 650,</w:t>
+      </w:r>
+    </w:p>
+    <w:p>
+      <w:pPr>
+        <w:rPr>
+          <w:rFonts w:cstheme="minorHAnsi"/>
+          <w:bCs/>
+        </w:rPr>
+      </w:pPr>
+      <w:r>
+        <w:rPr>
+          <w:rFonts w:cstheme="minorHAnsi"/>
+          <w:bCs/>
+        </w:rPr>
+        <w:t xml:space="preserve">  "</w:t>
+      </w:r>
+      <w:proofErr w:type="spellStart"/>
+      <w:r>
+        <w:rPr>
+          <w:rFonts w:cstheme="minorHAnsi"/>
+          <w:bCs/>
+        </w:rPr>
+        <w:t>student_female</w:t>
+      </w:r>
+      <w:proofErr w:type="spellEnd"/>
+      <w:r>
+        <w:rPr>
+          <w:rFonts w:cstheme="minorHAnsi"/>
+          <w:bCs/>
+        </w:rPr>
+        <w:t>": 550</w:t>
+      </w:r>
+    </w:p>
+    <w:p>
+      <w:pPr>
+        <w:rPr>
+          <w:rFonts w:cstheme="minorHAnsi"/>
+          <w:bCs/>
+        </w:rPr>
+      </w:pPr>
+      <w:r>
+        <w:rPr>
+          <w:rFonts w:cstheme="minorHAnsi"/>
+          <w:bCs/>
+        </w:rPr>
+        <w:t>}</w:t>
+      </w:r>
+    </w:p>
+    <w:p>
+      <w:pPr>
+        <w:rPr>
+          <w:rFonts w:cstheme="minorHAnsi"/>
+          <w:bCs/>
+        </w:rPr>
+      </w:pPr>
+      <w:r>
+        <w:rPr>
+          <w:rFonts w:cstheme="minorHAnsi"/>
+          <w:bCs/>
+        </w:rPr>
+        <w:pict w14:anchorId="25B53D1D">
+          <v:rect id="_x0000_i1277" style="width:0;height:1.5pt" o:hralign="center" o:hrstd="t" o:hr="t" fillcolor="#a0a0a0" stroked="f"/>
+        </w:pict>
+      </w:r>
+    </w:p>
+    <w:p>
+      <w:pPr>
+        <w:rPr>
+          <w:rFonts w:cstheme="minorHAnsi"/>
+          <w:bCs/>
+        </w:rPr>
+      </w:pPr>
+      <w:r>
+        <w:rPr>
+          <w:rFonts w:ascii="Segoe UI Emoji" w:hAnsi="Segoe UI Emoji" w:cs="Segoe UI Emoji"/>
+          <w:bCs/>
+        </w:rPr>
+        <w:t>🔐</w:t>
+      </w:r>
+      <w:r>
+        <w:rPr>
+          <w:rFonts w:cstheme="minorHAnsi"/>
+          <w:bCs/>
+        </w:rPr>
+        <w:t xml:space="preserve"> </w:t>
+      </w:r>
+      <w:r>
+        <w:rPr>
+          <w:rFonts w:cstheme="minorHAnsi"/>
+          <w:b/>
+          <w:bCs/>
+        </w:rPr>
+        <w:t>Role-Based Access:</w:t>
+      </w:r>
+      <w:r>
+        <w:rPr>
+          <w:rFonts w:cstheme="minorHAnsi"/>
+          <w:bCs/>
+        </w:rPr>
+        <w:br/>
+        <w:t xml:space="preserve">• </w:t>
+      </w:r>
+      <w:proofErr w:type="spellStart"/>
+      <w:r>
+        <w:rPr>
+          <w:rFonts w:cstheme="minorHAnsi"/>
+          <w:b/>
+          <w:bCs/>
+        </w:rPr>
+        <w:t>SuperAdmin</w:t>
+      </w:r>
+      <w:proofErr w:type="spellEnd"/>
+      <w:r>
+        <w:rPr>
+          <w:rFonts w:cstheme="minorHAnsi"/>
+          <w:b/>
+          <w:bCs/>
+        </w:rPr>
+        <w:t>:</w:t>
+      </w:r>
+      <w:r>
+        <w:rPr>
+          <w:rFonts w:cstheme="minorHAnsi"/>
+          <w:bCs/>
+        </w:rPr>
+        <w:t xml:space="preserve"> Can view all metrics</w:t>
+      </w:r>
+      <w:r>
+        <w:rPr>
+          <w:rFonts w:cstheme="minorHAnsi"/>
+          <w:bCs/>
+        </w:rPr>
+        <w:br/>
+        <w:t xml:space="preserve">• </w:t>
+      </w:r>
+      <w:r>
+        <w:rPr>
+          <w:rFonts w:ascii="Segoe UI Emoji" w:hAnsi="Segoe UI Emoji" w:cs="Segoe UI Emoji"/>
+          <w:bCs/>
+        </w:rPr>
+        <w:t>❌</w:t>
+      </w:r>
+      <w:r>
+        <w:rPr>
+          <w:rFonts w:cstheme="minorHAnsi"/>
+          <w:bCs/>
+        </w:rPr>
+        <w:t xml:space="preserve"> </w:t>
+      </w:r>
+      <w:r>
+        <w:rPr>
+          <w:rFonts w:cstheme="minorHAnsi"/>
+          <w:b/>
+          <w:bCs/>
+        </w:rPr>
+        <w:t>Teachers &amp; Students:</w:t>
+      </w:r>
+      <w:r>
+        <w:rPr>
+          <w:rFonts w:cstheme="minorHAnsi"/>
+          <w:bCs/>
+        </w:rPr>
+        <w:t xml:space="preserve"> Access denied (restricted for security)</w:t>
+      </w:r>
+    </w:p>
+    <w:p>
+      <w:pPr>
+        <w:rPr>
+          <w:rFonts w:cstheme="minorHAnsi"/>
+          <w:bCs/>
+        </w:rPr>
+      </w:pPr>
+      <w:r>
+        <w:rPr>
+          <w:rFonts w:cstheme="minorHAnsi"/>
+          <w:bCs/>
+        </w:rPr>
+        <w:lastRenderedPageBreak/>
+        <w:pict w14:anchorId="34F6445F">
+          <v:rect id="_x0000_i1278" style="width:0;height:1.5pt" o:hralign="center" o:hrstd="t" o:hr="t" fillcolor="#a0a0a0" stroked="f"/>
+        </w:pict>
+      </w:r>
+    </w:p>
+    <w:p>
+      <w:pPr>
+        <w:rPr>
+          <w:rFonts w:cstheme="minorHAnsi"/>
+          <w:bCs/>
+        </w:rPr>
+      </w:pPr>
+      <w:r>
+        <w:rPr>
+          <w:rFonts w:ascii="Segoe UI Emoji" w:hAnsi="Segoe UI Emoji" w:cs="Segoe UI Emoji"/>
+          <w:bCs/>
+        </w:rPr>
+        <w:t>✅</w:t>
+      </w:r>
+      <w:r>
+        <w:rPr>
+          <w:rFonts w:cstheme="minorHAnsi"/>
+          <w:bCs/>
+        </w:rPr>
+        <w:t xml:space="preserve"> </w:t>
+      </w:r>
+      <w:r>
+        <w:rPr>
+          <w:rFonts w:cstheme="minorHAnsi"/>
+          <w:b/>
+          <w:bCs/>
+        </w:rPr>
+        <w:t>Error Responses:</w:t>
+      </w:r>
+    </w:p>
+    <w:p>
+      <w:pPr>
+        <w:numPr>
+          <w:ilvl w:val="0"/>
+          <w:numId w:val="54"/>
+        </w:numPr>
+        <w:rPr>
+          <w:rFonts w:cstheme="minorHAnsi"/>
+          <w:bCs/>
+        </w:rPr>
+      </w:pPr>
+      <w:r>
+        <w:rPr>
+          <w:rFonts w:cstheme="minorHAnsi"/>
+          <w:bCs/>
+        </w:rPr>
+        <w:t>Unauthorized (not logged in):</w:t>
+      </w:r>
+    </w:p>
+    <w:p>
+      <w:pPr>
+        <w:rPr>
+          <w:rFonts w:cstheme="minorHAnsi"/>
+          <w:bCs/>
+        </w:rPr>
+      </w:pPr>
+      <w:r>
+        <w:rPr>
+          <w:rFonts w:cstheme="minorHAnsi"/>
+          <w:bCs/>
+        </w:rPr>
+        <w:t>{</w:t>
+      </w:r>
+    </w:p>
+    <w:p>
+      <w:pPr>
+        <w:rPr>
+          <w:rFonts w:cstheme="minorHAnsi"/>
+          <w:bCs/>
+        </w:rPr>
+      </w:pPr>
+      <w:r>
+        <w:rPr>
+          <w:rFonts w:cstheme="minorHAnsi"/>
+          <w:bCs/>
+        </w:rPr>
+        <w:t xml:space="preserve">  "detail": "Authentication credentials were not provided."</w:t>
+      </w:r>
+    </w:p>
+    <w:p>
+      <w:pPr>
+        <w:rPr>
+          <w:rFonts w:cstheme="minorHAnsi"/>
+          <w:bCs/>
+        </w:rPr>
+      </w:pPr>
+      <w:r>
+        <w:rPr>
+          <w:rFonts w:cstheme="minorHAnsi"/>
+          <w:bCs/>
+        </w:rPr>
+        <w:t>}</w:t>
+      </w:r>
+    </w:p>
+    <w:p>
+      <w:pPr>
+        <w:numPr>
+          <w:ilvl w:val="0"/>
+          <w:numId w:val="55"/>
+        </w:numPr>
+        <w:rPr>
+          <w:rFonts w:cstheme="minorHAnsi"/>
+          <w:bCs/>
+        </w:rPr>
+      </w:pPr>
+      <w:r>
+        <w:rPr>
+          <w:rFonts w:cstheme="minorHAnsi"/>
+          <w:bCs/>
+        </w:rPr>
+        <w:t xml:space="preserve">Forbidden (logged in but not </w:t>
+      </w:r>
+      <w:proofErr w:type="spellStart"/>
+      <w:r>
+        <w:rPr>
+          <w:rFonts w:cstheme="minorHAnsi"/>
+          <w:bCs/>
+        </w:rPr>
+        <w:t>SuperAdmin</w:t>
+      </w:r>
+      <w:proofErr w:type="spellEnd"/>
+      <w:r>
+        <w:rPr>
+          <w:rFonts w:cstheme="minorHAnsi"/>
+          <w:bCs/>
+        </w:rPr>
+        <w:t>):</w:t>
+      </w:r>
+    </w:p>
+    <w:p>
+      <w:pPr>
+        <w:rPr>
+          <w:rFonts w:cstheme="minorHAnsi"/>
+          <w:bCs/>
+        </w:rPr>
+      </w:pPr>
+      <w:r>
+        <w:rPr>
+          <w:rFonts w:cstheme="minorHAnsi"/>
+          <w:bCs/>
+        </w:rPr>
+        <w:t>{</w:t>
+      </w:r>
+    </w:p>
+    <w:p>
+      <w:pPr>
+        <w:rPr>
+          <w:rFonts w:cstheme="minorHAnsi"/>
+          <w:bCs/>
+        </w:rPr>
+      </w:pPr>
+      <w:r>
+        <w:rPr>
+          <w:rFonts w:cstheme="minorHAnsi"/>
+          <w:bCs/>
+        </w:rPr>
+        <w:t xml:space="preserve">  "detail": "You do not have permission to perform this action."</w:t>
+      </w:r>
+    </w:p>
+    <w:p>
+      <w:pPr>
+        <w:rPr>
+          <w:rFonts w:cstheme="minorHAnsi"/>
+          <w:bCs/>
+        </w:rPr>
+      </w:pPr>
+      <w:r>
+        <w:rPr>
+          <w:rFonts w:cstheme="minorHAnsi"/>
+          <w:bCs/>
+        </w:rPr>
+        <w:t>}</w:t>
+      </w:r>
+    </w:p>
+    <w:p>
+      <w:pPr>
+        <w:rPr>
+          <w:rFonts w:cstheme="minorHAnsi"/>
+          <w:bCs/>
+        </w:rPr>
+      </w:pPr>
+    </w:p>
+    <w:p>
+      <w:pPr>
+        <w:rPr>
+          <w:rFonts w:cstheme="minorHAnsi"/>
+          <w:bCs/>
+        </w:rPr>
+      </w:pPr>
+    </w:p>
+    <w:p>
+      <w:pPr>
+        <w:rPr>
+          <w:rFonts w:cstheme="minorHAnsi"/>
+          <w:bCs/>
+        </w:rPr>
+      </w:pPr>
+    </w:p>
+    <w:p>
+      <w:pPr>
+        <w:rPr>
+          <w:rFonts w:cstheme="minorHAnsi"/>
+          <w:bCs/>
+        </w:rPr>
+      </w:pPr>
+      <w:r>
+        <w:rPr>
+          <w:rFonts w:ascii="Segoe UI Emoji" w:hAnsi="Segoe UI Emoji" w:cs="Segoe UI Emoji"/>
+          <w:bCs/>
+        </w:rPr>
+        <w:t>✅</w:t>
+      </w:r>
+      <w:r>
+        <w:rPr>
+          <w:rFonts w:cstheme="minorHAnsi"/>
+          <w:bCs/>
+        </w:rPr>
+        <w:t xml:space="preserve"> That completes the </w:t>
+      </w:r>
+      <w:proofErr w:type="spellStart"/>
+      <w:r>
+        <w:rPr>
+          <w:rFonts w:cstheme="minorHAnsi"/>
           <w:bCs/>
         </w:rPr>
         <w:t>school_config</w:t>
@@ -30735,12 +32722,14 @@
       <w:proofErr w:type="spellEnd"/>
       <w:r>
         <w:rPr>
+          <w:rFonts w:cstheme="minorHAnsi"/>
           <w:bCs/>
         </w:rPr>
         <w:t xml:space="preserve"> module endpoints!</w:t>
       </w:r>
       <w:r>
         <w:rPr>
+          <w:rFonts w:cstheme="minorHAnsi"/>
           <w:bCs/>
         </w:rPr>
         <w:br/>
@@ -30750,13 +32739,15 @@
     <w:p>
       <w:pPr>
         <w:rPr>
-          <w:bCs/>
-        </w:rPr>
-      </w:pPr>
-    </w:p>
-    <w:p>
-      <w:pPr>
-        <w:rPr>
+          <w:rFonts w:cstheme="minorHAnsi"/>
+          <w:bCs/>
+        </w:rPr>
+      </w:pPr>
+    </w:p>
+    <w:p>
+      <w:pPr>
+        <w:rPr>
+          <w:rFonts w:cstheme="minorHAnsi"/>
           <w:bCs/>
         </w:rPr>
       </w:pPr>
@@ -30775,7 +32766,12 @@
 <w:numbering xmlns:wpc="http://schemas.microsoft.com/office/word/2010/wordprocessingCanvas" xmlns:cx="http://schemas.microsoft.com/office/drawing/2014/chartex" xmlns:cx1="http://schemas.microsoft.com/office/drawing/2015/9/8/chartex" xmlns:cx2="http://schemas.microsoft.com/office/drawing/2015/10/21/chartex" xmlns:cx3="http://schemas.microsoft.com/office/drawing/2016/5/9/chartex" xmlns:cx4="http://schemas.microsoft.com/office/drawing/2016/5/10/chartex" xmlns:cx5="http://schemas.microsoft.com/office/drawing/2016/5/11/chartex" xmlns:cx6="http://schemas.microsoft.com/office/drawing/2016/5/12/chartex" xmlns:cx7="http://schemas.microsoft.com/office/drawing/2016/5/13/chartex" xmlns:cx8="http://schemas.microsoft.com/office/drawing/2016/5/14/chartex" xmlns:mc="http://schemas.openxmlformats.org/markup-compatibility/2006" xmlns:aink="http://schemas.microsoft.com/office/drawing/2016/ink" xmlns:am3d="http://schemas.microsoft.com/office/drawing/2017/model3d" xmlns:o="urn:schemas-microsoft-com:office:office" xmlns:oel="http://schemas.microsoft.com/office/2019/extlst" xmlns:r="http://schemas.openxmlformats.org/officeDocument/2006/relationships" xmlns:m="http://schemas.openxmlformats.org/officeDocument/2006/math" xmlns:v="urn:schemas-microsoft-com:vml" xmlns:wp14="http://schemas.microsoft.com/office/word/2010/wordprocessingDrawing" xmlns:wp="http://schemas.openxmlformats.org/drawingml/2006/wordprocessingDrawing" xmlns:w10="urn:schemas-microsoft-com:office:word" xmlns:w="http://schemas.openxmlformats.org/wordprocessingml/2006/main" xmlns:w14="http://schemas.microsoft.com/office/word/2010/wordml" xmlns:w15="http://schemas.microsoft.com/office/word/2012/wordml" xmlns:w16cex="http://schemas.microsoft.com/office/word/2018/wordml/cex" xmlns:w16cid="http://schemas.microsoft.com/office/word/2016/wordml/cid" xmlns:w16="http://schemas.microsoft.com/office/word/2018/wordml" xmlns:w16du="http://schemas.microsoft.com/office/word/2023/wordml/word16du" xmlns:w16sdtdh="http://schemas.microsoft.com/office/word/2020/wordml/sdtdatahash" xmlns:w16sdtfl="http://schemas.microsoft.com/office/word/2024/wordml/sdtformatlock" xmlns:w16se="http://schemas.microsoft.com/office/word/2015/wordml/symex" xmlns:wpg="http://schemas.microsoft.com/office/word/2010/wordprocessingGroup" xmlns:wpi="http://schemas.microsoft.com/office/word/2010/wordprocessingInk" xmlns:wne="http://schemas.microsoft.com/office/word/2006/wordml" xmlns:wps="http://schemas.microsoft.com/office/word/2010/wordprocessingShape" mc:Ignorable="w14 w15 w16se w16cid w16 w16cex w16sdtdh w16sdtfl w16du wp14">
   <w:numPicBullet w:numPicBulletId="0">
     <w:pict>
-      <v:rect id="_x0000_i1044" style="width:0;height:1.5pt" o:hralign="center" o:bullet="t" o:hrstd="t" o:hr="t" fillcolor="#a0a0a0" stroked="f"/>
+      <v:rect id="_x0000_i1061" style="width:0;height:1.5pt" o:hralign="center" o:bullet="t" o:hrstd="t" o:hr="t" fillcolor="#a0a0a0" stroked="f"/>
+    </w:pict>
+  </w:numPicBullet>
+  <w:numPicBullet w:numPicBulletId="1">
+    <w:pict>
+      <v:rect id="_x0000_i1062" style="width:0;height:1.5pt" o:hralign="center" o:bullet="t" o:hrstd="t" o:hr="t" fillcolor="#a0a0a0" stroked="f"/>
     </w:pict>
   </w:numPicBullet>
   <w:abstractNum w:abstractNumId="0" w15:restartNumberingAfterBreak="0">
@@ -31375,6 +33371,155 @@
     </w:lvl>
   </w:abstractNum>
   <w:abstractNum w:abstractNumId="4" w15:restartNumberingAfterBreak="0">
+    <w:nsid w:val="0BA30DC3"/>
+    <w:multiLevelType w:val="multilevel"/>
+    <w:tmpl w:val="3836DD2E"/>
+    <w:lvl w:ilvl="0">
+      <w:start w:val="1"/>
+      <w:numFmt w:val="bullet"/>
+      <w:lvlText w:val=""/>
+      <w:lvlJc w:val="left"/>
+      <w:pPr>
+        <w:tabs>
+          <w:tab w:val="num" w:pos="720"/>
+        </w:tabs>
+        <w:ind w:left="720" w:hanging="360"/>
+      </w:pPr>
+      <w:rPr>
+        <w:rFonts w:ascii="Symbol" w:hAnsi="Symbol" w:hint="default"/>
+        <w:sz w:val="20"/>
+      </w:rPr>
+    </w:lvl>
+    <w:lvl w:ilvl="1" w:tentative="1">
+      <w:start w:val="1"/>
+      <w:numFmt w:val="bullet"/>
+      <w:lvlText w:val="o"/>
+      <w:lvlJc w:val="left"/>
+      <w:pPr>
+        <w:tabs>
+          <w:tab w:val="num" w:pos="1440"/>
+        </w:tabs>
+        <w:ind w:left="1440" w:hanging="360"/>
+      </w:pPr>
+      <w:rPr>
+        <w:rFonts w:ascii="Courier New" w:hAnsi="Courier New" w:hint="default"/>
+        <w:sz w:val="20"/>
+      </w:rPr>
+    </w:lvl>
+    <w:lvl w:ilvl="2" w:tentative="1">
+      <w:start w:val="1"/>
+      <w:numFmt w:val="bullet"/>
+      <w:lvlText w:val=""/>
+      <w:lvlJc w:val="left"/>
+      <w:pPr>
+        <w:tabs>
+          <w:tab w:val="num" w:pos="2160"/>
+        </w:tabs>
+        <w:ind w:left="2160" w:hanging="360"/>
+      </w:pPr>
+      <w:rPr>
+        <w:rFonts w:ascii="Wingdings" w:hAnsi="Wingdings" w:hint="default"/>
+        <w:sz w:val="20"/>
+      </w:rPr>
+    </w:lvl>
+    <w:lvl w:ilvl="3" w:tentative="1">
+      <w:start w:val="1"/>
+      <w:numFmt w:val="bullet"/>
+      <w:lvlText w:val=""/>
+      <w:lvlJc w:val="left"/>
+      <w:pPr>
+        <w:tabs>
+          <w:tab w:val="num" w:pos="2880"/>
+        </w:tabs>
+        <w:ind w:left="2880" w:hanging="360"/>
+      </w:pPr>
+      <w:rPr>
+        <w:rFonts w:ascii="Wingdings" w:hAnsi="Wingdings" w:hint="default"/>
+        <w:sz w:val="20"/>
+      </w:rPr>
+    </w:lvl>
+    <w:lvl w:ilvl="4" w:tentative="1">
+      <w:start w:val="1"/>
+      <w:numFmt w:val="bullet"/>
+      <w:lvlText w:val=""/>
+      <w:lvlJc w:val="left"/>
+      <w:pPr>
+        <w:tabs>
+          <w:tab w:val="num" w:pos="3600"/>
+        </w:tabs>
+        <w:ind w:left="3600" w:hanging="360"/>
+      </w:pPr>
+      <w:rPr>
+        <w:rFonts w:ascii="Wingdings" w:hAnsi="Wingdings" w:hint="default"/>
+        <w:sz w:val="20"/>
+      </w:rPr>
+    </w:lvl>
+    <w:lvl w:ilvl="5" w:tentative="1">
+      <w:start w:val="1"/>
+      <w:numFmt w:val="bullet"/>
+      <w:lvlText w:val=""/>
+      <w:lvlJc w:val="left"/>
+      <w:pPr>
+        <w:tabs>
+          <w:tab w:val="num" w:pos="4320"/>
+        </w:tabs>
+        <w:ind w:left="4320" w:hanging="360"/>
+      </w:pPr>
+      <w:rPr>
+        <w:rFonts w:ascii="Wingdings" w:hAnsi="Wingdings" w:hint="default"/>
+        <w:sz w:val="20"/>
+      </w:rPr>
+    </w:lvl>
+    <w:lvl w:ilvl="6" w:tentative="1">
+      <w:start w:val="1"/>
+      <w:numFmt w:val="bullet"/>
+      <w:lvlText w:val=""/>
+      <w:lvlJc w:val="left"/>
+      <w:pPr>
+        <w:tabs>
+          <w:tab w:val="num" w:pos="5040"/>
+        </w:tabs>
+        <w:ind w:left="5040" w:hanging="360"/>
+      </w:pPr>
+      <w:rPr>
+        <w:rFonts w:ascii="Wingdings" w:hAnsi="Wingdings" w:hint="default"/>
+        <w:sz w:val="20"/>
+      </w:rPr>
+    </w:lvl>
+    <w:lvl w:ilvl="7" w:tentative="1">
+      <w:start w:val="1"/>
+      <w:numFmt w:val="bullet"/>
+      <w:lvlText w:val=""/>
+      <w:lvlJc w:val="left"/>
+      <w:pPr>
+        <w:tabs>
+          <w:tab w:val="num" w:pos="5760"/>
+        </w:tabs>
+        <w:ind w:left="5760" w:hanging="360"/>
+      </w:pPr>
+      <w:rPr>
+        <w:rFonts w:ascii="Wingdings" w:hAnsi="Wingdings" w:hint="default"/>
+        <w:sz w:val="20"/>
+      </w:rPr>
+    </w:lvl>
+    <w:lvl w:ilvl="8" w:tentative="1">
+      <w:start w:val="1"/>
+      <w:numFmt w:val="bullet"/>
+      <w:lvlText w:val=""/>
+      <w:lvlJc w:val="left"/>
+      <w:pPr>
+        <w:tabs>
+          <w:tab w:val="num" w:pos="6480"/>
+        </w:tabs>
+        <w:ind w:left="6480" w:hanging="360"/>
+      </w:pPr>
+      <w:rPr>
+        <w:rFonts w:ascii="Wingdings" w:hAnsi="Wingdings" w:hint="default"/>
+        <w:sz w:val="20"/>
+      </w:rPr>
+    </w:lvl>
+  </w:abstractNum>
+  <w:abstractNum w:abstractNumId="5" w15:restartNumberingAfterBreak="0">
     <w:nsid w:val="0CC63E2B"/>
     <w:multiLevelType w:val="multilevel"/>
     <w:tmpl w:val="85E8991C"/>
@@ -31523,7 +33668,7 @@
       </w:rPr>
     </w:lvl>
   </w:abstractNum>
-  <w:abstractNum w:abstractNumId="5" w15:restartNumberingAfterBreak="0">
+  <w:abstractNum w:abstractNumId="6" w15:restartNumberingAfterBreak="0">
     <w:nsid w:val="0D63474B"/>
     <w:multiLevelType w:val="multilevel"/>
     <w:tmpl w:val="78943796"/>
@@ -31672,7 +33817,7 @@
       </w:rPr>
     </w:lvl>
   </w:abstractNum>
-  <w:abstractNum w:abstractNumId="6" w15:restartNumberingAfterBreak="0">
+  <w:abstractNum w:abstractNumId="7" w15:restartNumberingAfterBreak="0">
     <w:nsid w:val="13A430F0"/>
     <w:multiLevelType w:val="multilevel"/>
     <w:tmpl w:val="4A2012BC"/>
@@ -31821,7 +33966,7 @@
       </w:rPr>
     </w:lvl>
   </w:abstractNum>
-  <w:abstractNum w:abstractNumId="7" w15:restartNumberingAfterBreak="0">
+  <w:abstractNum w:abstractNumId="8" w15:restartNumberingAfterBreak="0">
     <w:nsid w:val="17362B16"/>
     <w:multiLevelType w:val="multilevel"/>
     <w:tmpl w:val="3F4A858A"/>
@@ -31970,7 +34115,7 @@
       </w:rPr>
     </w:lvl>
   </w:abstractNum>
-  <w:abstractNum w:abstractNumId="8" w15:restartNumberingAfterBreak="0">
+  <w:abstractNum w:abstractNumId="9" w15:restartNumberingAfterBreak="0">
     <w:nsid w:val="1A2A6C07"/>
     <w:multiLevelType w:val="multilevel"/>
     <w:tmpl w:val="120E1ABA"/>
@@ -32119,7 +34264,7 @@
       </w:rPr>
     </w:lvl>
   </w:abstractNum>
-  <w:abstractNum w:abstractNumId="9" w15:restartNumberingAfterBreak="0">
+  <w:abstractNum w:abstractNumId="10" w15:restartNumberingAfterBreak="0">
     <w:nsid w:val="1A4B77CD"/>
     <w:multiLevelType w:val="multilevel"/>
     <w:tmpl w:val="6FEAC0CA"/>
@@ -32268,7 +34413,7 @@
       </w:rPr>
     </w:lvl>
   </w:abstractNum>
-  <w:abstractNum w:abstractNumId="10" w15:restartNumberingAfterBreak="0">
+  <w:abstractNum w:abstractNumId="11" w15:restartNumberingAfterBreak="0">
     <w:nsid w:val="1AF970BC"/>
     <w:multiLevelType w:val="multilevel"/>
     <w:tmpl w:val="7E1EADD2"/>
@@ -32417,7 +34562,7 @@
       </w:rPr>
     </w:lvl>
   </w:abstractNum>
-  <w:abstractNum w:abstractNumId="11" w15:restartNumberingAfterBreak="0">
+  <w:abstractNum w:abstractNumId="12" w15:restartNumberingAfterBreak="0">
     <w:nsid w:val="1D1722D7"/>
     <w:multiLevelType w:val="multilevel"/>
     <w:tmpl w:val="7938FEA2"/>
@@ -32566,7 +34711,7 @@
       </w:rPr>
     </w:lvl>
   </w:abstractNum>
-  <w:abstractNum w:abstractNumId="12" w15:restartNumberingAfterBreak="0">
+  <w:abstractNum w:abstractNumId="13" w15:restartNumberingAfterBreak="0">
     <w:nsid w:val="1D4A697D"/>
     <w:multiLevelType w:val="multilevel"/>
     <w:tmpl w:val="5EEE489C"/>
@@ -32715,7 +34860,7 @@
       </w:rPr>
     </w:lvl>
   </w:abstractNum>
-  <w:abstractNum w:abstractNumId="13" w15:restartNumberingAfterBreak="0">
+  <w:abstractNum w:abstractNumId="14" w15:restartNumberingAfterBreak="0">
     <w:nsid w:val="1D6E3CD7"/>
     <w:multiLevelType w:val="multilevel"/>
     <w:tmpl w:val="75CCA0FC"/>
@@ -32864,7 +35009,7 @@
       </w:rPr>
     </w:lvl>
   </w:abstractNum>
-  <w:abstractNum w:abstractNumId="14" w15:restartNumberingAfterBreak="0">
+  <w:abstractNum w:abstractNumId="15" w15:restartNumberingAfterBreak="0">
     <w:nsid w:val="27A34E26"/>
     <w:multiLevelType w:val="multilevel"/>
     <w:tmpl w:val="ACACB1E2"/>
@@ -33013,7 +35158,7 @@
       </w:rPr>
     </w:lvl>
   </w:abstractNum>
-  <w:abstractNum w:abstractNumId="15" w15:restartNumberingAfterBreak="0">
+  <w:abstractNum w:abstractNumId="16" w15:restartNumberingAfterBreak="0">
     <w:nsid w:val="28F026DC"/>
     <w:multiLevelType w:val="multilevel"/>
     <w:tmpl w:val="F45AA66C"/>
@@ -33162,7 +35307,7 @@
       </w:rPr>
     </w:lvl>
   </w:abstractNum>
-  <w:abstractNum w:abstractNumId="16" w15:restartNumberingAfterBreak="0">
+  <w:abstractNum w:abstractNumId="17" w15:restartNumberingAfterBreak="0">
     <w:nsid w:val="29FC6EE1"/>
     <w:multiLevelType w:val="multilevel"/>
     <w:tmpl w:val="1B24995E"/>
@@ -33311,7 +35456,7 @@
       </w:rPr>
     </w:lvl>
   </w:abstractNum>
-  <w:abstractNum w:abstractNumId="17" w15:restartNumberingAfterBreak="0">
+  <w:abstractNum w:abstractNumId="18" w15:restartNumberingAfterBreak="0">
     <w:nsid w:val="2B96462F"/>
     <w:multiLevelType w:val="multilevel"/>
     <w:tmpl w:val="97C6140A"/>
@@ -33460,7 +35605,156 @@
       </w:rPr>
     </w:lvl>
   </w:abstractNum>
-  <w:abstractNum w:abstractNumId="18" w15:restartNumberingAfterBreak="0">
+  <w:abstractNum w:abstractNumId="19" w15:restartNumberingAfterBreak="0">
+    <w:nsid w:val="2CDA67A3"/>
+    <w:multiLevelType w:val="multilevel"/>
+    <w:tmpl w:val="448899D6"/>
+    <w:lvl w:ilvl="0">
+      <w:start w:val="1"/>
+      <w:numFmt w:val="bullet"/>
+      <w:lvlText w:val=""/>
+      <w:lvlJc w:val="left"/>
+      <w:pPr>
+        <w:tabs>
+          <w:tab w:val="num" w:pos="720"/>
+        </w:tabs>
+        <w:ind w:left="720" w:hanging="360"/>
+      </w:pPr>
+      <w:rPr>
+        <w:rFonts w:ascii="Symbol" w:hAnsi="Symbol" w:hint="default"/>
+        <w:sz w:val="20"/>
+      </w:rPr>
+    </w:lvl>
+    <w:lvl w:ilvl="1" w:tentative="1">
+      <w:start w:val="1"/>
+      <w:numFmt w:val="bullet"/>
+      <w:lvlText w:val="o"/>
+      <w:lvlJc w:val="left"/>
+      <w:pPr>
+        <w:tabs>
+          <w:tab w:val="num" w:pos="1440"/>
+        </w:tabs>
+        <w:ind w:left="1440" w:hanging="360"/>
+      </w:pPr>
+      <w:rPr>
+        <w:rFonts w:ascii="Courier New" w:hAnsi="Courier New" w:hint="default"/>
+        <w:sz w:val="20"/>
+      </w:rPr>
+    </w:lvl>
+    <w:lvl w:ilvl="2" w:tentative="1">
+      <w:start w:val="1"/>
+      <w:numFmt w:val="bullet"/>
+      <w:lvlText w:val=""/>
+      <w:lvlJc w:val="left"/>
+      <w:pPr>
+        <w:tabs>
+          <w:tab w:val="num" w:pos="2160"/>
+        </w:tabs>
+        <w:ind w:left="2160" w:hanging="360"/>
+      </w:pPr>
+      <w:rPr>
+        <w:rFonts w:ascii="Wingdings" w:hAnsi="Wingdings" w:hint="default"/>
+        <w:sz w:val="20"/>
+      </w:rPr>
+    </w:lvl>
+    <w:lvl w:ilvl="3" w:tentative="1">
+      <w:start w:val="1"/>
+      <w:numFmt w:val="bullet"/>
+      <w:lvlText w:val=""/>
+      <w:lvlJc w:val="left"/>
+      <w:pPr>
+        <w:tabs>
+          <w:tab w:val="num" w:pos="2880"/>
+        </w:tabs>
+        <w:ind w:left="2880" w:hanging="360"/>
+      </w:pPr>
+      <w:rPr>
+        <w:rFonts w:ascii="Wingdings" w:hAnsi="Wingdings" w:hint="default"/>
+        <w:sz w:val="20"/>
+      </w:rPr>
+    </w:lvl>
+    <w:lvl w:ilvl="4" w:tentative="1">
+      <w:start w:val="1"/>
+      <w:numFmt w:val="bullet"/>
+      <w:lvlText w:val=""/>
+      <w:lvlJc w:val="left"/>
+      <w:pPr>
+        <w:tabs>
+          <w:tab w:val="num" w:pos="3600"/>
+        </w:tabs>
+        <w:ind w:left="3600" w:hanging="360"/>
+      </w:pPr>
+      <w:rPr>
+        <w:rFonts w:ascii="Wingdings" w:hAnsi="Wingdings" w:hint="default"/>
+        <w:sz w:val="20"/>
+      </w:rPr>
+    </w:lvl>
+    <w:lvl w:ilvl="5" w:tentative="1">
+      <w:start w:val="1"/>
+      <w:numFmt w:val="bullet"/>
+      <w:lvlText w:val=""/>
+      <w:lvlJc w:val="left"/>
+      <w:pPr>
+        <w:tabs>
+          <w:tab w:val="num" w:pos="4320"/>
+        </w:tabs>
+        <w:ind w:left="4320" w:hanging="360"/>
+      </w:pPr>
+      <w:rPr>
+        <w:rFonts w:ascii="Wingdings" w:hAnsi="Wingdings" w:hint="default"/>
+        <w:sz w:val="20"/>
+      </w:rPr>
+    </w:lvl>
+    <w:lvl w:ilvl="6" w:tentative="1">
+      <w:start w:val="1"/>
+      <w:numFmt w:val="bullet"/>
+      <w:lvlText w:val=""/>
+      <w:lvlJc w:val="left"/>
+      <w:pPr>
+        <w:tabs>
+          <w:tab w:val="num" w:pos="5040"/>
+        </w:tabs>
+        <w:ind w:left="5040" w:hanging="360"/>
+      </w:pPr>
+      <w:rPr>
+        <w:rFonts w:ascii="Wingdings" w:hAnsi="Wingdings" w:hint="default"/>
+        <w:sz w:val="20"/>
+      </w:rPr>
+    </w:lvl>
+    <w:lvl w:ilvl="7" w:tentative="1">
+      <w:start w:val="1"/>
+      <w:numFmt w:val="bullet"/>
+      <w:lvlText w:val=""/>
+      <w:lvlJc w:val="left"/>
+      <w:pPr>
+        <w:tabs>
+          <w:tab w:val="num" w:pos="5760"/>
+        </w:tabs>
+        <w:ind w:left="5760" w:hanging="360"/>
+      </w:pPr>
+      <w:rPr>
+        <w:rFonts w:ascii="Wingdings" w:hAnsi="Wingdings" w:hint="default"/>
+        <w:sz w:val="20"/>
+      </w:rPr>
+    </w:lvl>
+    <w:lvl w:ilvl="8" w:tentative="1">
+      <w:start w:val="1"/>
+      <w:numFmt w:val="bullet"/>
+      <w:lvlText w:val=""/>
+      <w:lvlJc w:val="left"/>
+      <w:pPr>
+        <w:tabs>
+          <w:tab w:val="num" w:pos="6480"/>
+        </w:tabs>
+        <w:ind w:left="6480" w:hanging="360"/>
+      </w:pPr>
+      <w:rPr>
+        <w:rFonts w:ascii="Wingdings" w:hAnsi="Wingdings" w:hint="default"/>
+        <w:sz w:val="20"/>
+      </w:rPr>
+    </w:lvl>
+  </w:abstractNum>
+  <w:abstractNum w:abstractNumId="20" w15:restartNumberingAfterBreak="0">
     <w:nsid w:val="2D571A5D"/>
     <w:multiLevelType w:val="multilevel"/>
     <w:tmpl w:val="1F8C9446"/>
@@ -33609,7 +35903,7 @@
       </w:rPr>
     </w:lvl>
   </w:abstractNum>
-  <w:abstractNum w:abstractNumId="19" w15:restartNumberingAfterBreak="0">
+  <w:abstractNum w:abstractNumId="21" w15:restartNumberingAfterBreak="0">
     <w:nsid w:val="2DDF7207"/>
     <w:multiLevelType w:val="multilevel"/>
     <w:tmpl w:val="A31E3140"/>
@@ -33758,7 +36052,7 @@
       </w:rPr>
     </w:lvl>
   </w:abstractNum>
-  <w:abstractNum w:abstractNumId="20" w15:restartNumberingAfterBreak="0">
+  <w:abstractNum w:abstractNumId="22" w15:restartNumberingAfterBreak="0">
     <w:nsid w:val="2E8144D7"/>
     <w:multiLevelType w:val="multilevel"/>
     <w:tmpl w:val="46F6A87A"/>
@@ -33907,7 +36201,7 @@
       </w:rPr>
     </w:lvl>
   </w:abstractNum>
-  <w:abstractNum w:abstractNumId="21" w15:restartNumberingAfterBreak="0">
+  <w:abstractNum w:abstractNumId="23" w15:restartNumberingAfterBreak="0">
     <w:nsid w:val="2EF11C36"/>
     <w:multiLevelType w:val="multilevel"/>
     <w:tmpl w:val="17740F30"/>
@@ -34056,7 +36350,7 @@
       </w:rPr>
     </w:lvl>
   </w:abstractNum>
-  <w:abstractNum w:abstractNumId="22" w15:restartNumberingAfterBreak="0">
+  <w:abstractNum w:abstractNumId="24" w15:restartNumberingAfterBreak="0">
     <w:nsid w:val="2F812F9D"/>
     <w:multiLevelType w:val="multilevel"/>
     <w:tmpl w:val="9CFCD7EC"/>
@@ -34205,7 +36499,7 @@
       </w:rPr>
     </w:lvl>
   </w:abstractNum>
-  <w:abstractNum w:abstractNumId="23" w15:restartNumberingAfterBreak="0">
+  <w:abstractNum w:abstractNumId="25" w15:restartNumberingAfterBreak="0">
     <w:nsid w:val="30067FC2"/>
     <w:multiLevelType w:val="multilevel"/>
     <w:tmpl w:val="2820D458"/>
@@ -34354,7 +36648,7 @@
       </w:rPr>
     </w:lvl>
   </w:abstractNum>
-  <w:abstractNum w:abstractNumId="24" w15:restartNumberingAfterBreak="0">
+  <w:abstractNum w:abstractNumId="26" w15:restartNumberingAfterBreak="0">
     <w:nsid w:val="328858E2"/>
     <w:multiLevelType w:val="multilevel"/>
     <w:tmpl w:val="354C00DE"/>
@@ -34503,7 +36797,156 @@
       </w:rPr>
     </w:lvl>
   </w:abstractNum>
-  <w:abstractNum w:abstractNumId="25" w15:restartNumberingAfterBreak="0">
+  <w:abstractNum w:abstractNumId="27" w15:restartNumberingAfterBreak="0">
+    <w:nsid w:val="35A37686"/>
+    <w:multiLevelType w:val="multilevel"/>
+    <w:tmpl w:val="9C9A5BC4"/>
+    <w:lvl w:ilvl="0">
+      <w:start w:val="1"/>
+      <w:numFmt w:val="bullet"/>
+      <w:lvlText w:val=""/>
+      <w:lvlJc w:val="left"/>
+      <w:pPr>
+        <w:tabs>
+          <w:tab w:val="num" w:pos="720"/>
+        </w:tabs>
+        <w:ind w:left="720" w:hanging="360"/>
+      </w:pPr>
+      <w:rPr>
+        <w:rFonts w:ascii="Symbol" w:hAnsi="Symbol" w:hint="default"/>
+        <w:sz w:val="20"/>
+      </w:rPr>
+    </w:lvl>
+    <w:lvl w:ilvl="1" w:tentative="1">
+      <w:start w:val="1"/>
+      <w:numFmt w:val="bullet"/>
+      <w:lvlText w:val="o"/>
+      <w:lvlJc w:val="left"/>
+      <w:pPr>
+        <w:tabs>
+          <w:tab w:val="num" w:pos="1440"/>
+        </w:tabs>
+        <w:ind w:left="1440" w:hanging="360"/>
+      </w:pPr>
+      <w:rPr>
+        <w:rFonts w:ascii="Courier New" w:hAnsi="Courier New" w:hint="default"/>
+        <w:sz w:val="20"/>
+      </w:rPr>
+    </w:lvl>
+    <w:lvl w:ilvl="2" w:tentative="1">
+      <w:start w:val="1"/>
+      <w:numFmt w:val="bullet"/>
+      <w:lvlText w:val=""/>
+      <w:lvlJc w:val="left"/>
+      <w:pPr>
+        <w:tabs>
+          <w:tab w:val="num" w:pos="2160"/>
+        </w:tabs>
+        <w:ind w:left="2160" w:hanging="360"/>
+      </w:pPr>
+      <w:rPr>
+        <w:rFonts w:ascii="Wingdings" w:hAnsi="Wingdings" w:hint="default"/>
+        <w:sz w:val="20"/>
+      </w:rPr>
+    </w:lvl>
+    <w:lvl w:ilvl="3" w:tentative="1">
+      <w:start w:val="1"/>
+      <w:numFmt w:val="bullet"/>
+      <w:lvlText w:val=""/>
+      <w:lvlJc w:val="left"/>
+      <w:pPr>
+        <w:tabs>
+          <w:tab w:val="num" w:pos="2880"/>
+        </w:tabs>
+        <w:ind w:left="2880" w:hanging="360"/>
+      </w:pPr>
+      <w:rPr>
+        <w:rFonts w:ascii="Wingdings" w:hAnsi="Wingdings" w:hint="default"/>
+        <w:sz w:val="20"/>
+      </w:rPr>
+    </w:lvl>
+    <w:lvl w:ilvl="4" w:tentative="1">
+      <w:start w:val="1"/>
+      <w:numFmt w:val="bullet"/>
+      <w:lvlText w:val=""/>
+      <w:lvlJc w:val="left"/>
+      <w:pPr>
+        <w:tabs>
+          <w:tab w:val="num" w:pos="3600"/>
+        </w:tabs>
+        <w:ind w:left="3600" w:hanging="360"/>
+      </w:pPr>
+      <w:rPr>
+        <w:rFonts w:ascii="Wingdings" w:hAnsi="Wingdings" w:hint="default"/>
+        <w:sz w:val="20"/>
+      </w:rPr>
+    </w:lvl>
+    <w:lvl w:ilvl="5" w:tentative="1">
+      <w:start w:val="1"/>
+      <w:numFmt w:val="bullet"/>
+      <w:lvlText w:val=""/>
+      <w:lvlJc w:val="left"/>
+      <w:pPr>
+        <w:tabs>
+          <w:tab w:val="num" w:pos="4320"/>
+        </w:tabs>
+        <w:ind w:left="4320" w:hanging="360"/>
+      </w:pPr>
+      <w:rPr>
+        <w:rFonts w:ascii="Wingdings" w:hAnsi="Wingdings" w:hint="default"/>
+        <w:sz w:val="20"/>
+      </w:rPr>
+    </w:lvl>
+    <w:lvl w:ilvl="6" w:tentative="1">
+      <w:start w:val="1"/>
+      <w:numFmt w:val="bullet"/>
+      <w:lvlText w:val=""/>
+      <w:lvlJc w:val="left"/>
+      <w:pPr>
+        <w:tabs>
+          <w:tab w:val="num" w:pos="5040"/>
+        </w:tabs>
+        <w:ind w:left="5040" w:hanging="360"/>
+      </w:pPr>
+      <w:rPr>
+        <w:rFonts w:ascii="Wingdings" w:hAnsi="Wingdings" w:hint="default"/>
+        <w:sz w:val="20"/>
+      </w:rPr>
+    </w:lvl>
+    <w:lvl w:ilvl="7" w:tentative="1">
+      <w:start w:val="1"/>
+      <w:numFmt w:val="bullet"/>
+      <w:lvlText w:val=""/>
+      <w:lvlJc w:val="left"/>
+      <w:pPr>
+        <w:tabs>
+          <w:tab w:val="num" w:pos="5760"/>
+        </w:tabs>
+        <w:ind w:left="5760" w:hanging="360"/>
+      </w:pPr>
+      <w:rPr>
+        <w:rFonts w:ascii="Wingdings" w:hAnsi="Wingdings" w:hint="default"/>
+        <w:sz w:val="20"/>
+      </w:rPr>
+    </w:lvl>
+    <w:lvl w:ilvl="8" w:tentative="1">
+      <w:start w:val="1"/>
+      <w:numFmt w:val="bullet"/>
+      <w:lvlText w:val=""/>
+      <w:lvlJc w:val="left"/>
+      <w:pPr>
+        <w:tabs>
+          <w:tab w:val="num" w:pos="6480"/>
+        </w:tabs>
+        <w:ind w:left="6480" w:hanging="360"/>
+      </w:pPr>
+      <w:rPr>
+        <w:rFonts w:ascii="Wingdings" w:hAnsi="Wingdings" w:hint="default"/>
+        <w:sz w:val="20"/>
+      </w:rPr>
+    </w:lvl>
+  </w:abstractNum>
+  <w:abstractNum w:abstractNumId="28" w15:restartNumberingAfterBreak="0">
     <w:nsid w:val="38F53E80"/>
     <w:multiLevelType w:val="multilevel"/>
     <w:tmpl w:val="F62A5F74"/>
@@ -34652,7 +37095,7 @@
       </w:rPr>
     </w:lvl>
   </w:abstractNum>
-  <w:abstractNum w:abstractNumId="26" w15:restartNumberingAfterBreak="0">
+  <w:abstractNum w:abstractNumId="29" w15:restartNumberingAfterBreak="0">
     <w:nsid w:val="3E906573"/>
     <w:multiLevelType w:val="multilevel"/>
     <w:tmpl w:val="7FF2C9DA"/>
@@ -34801,7 +37244,156 @@
       </w:rPr>
     </w:lvl>
   </w:abstractNum>
-  <w:abstractNum w:abstractNumId="27" w15:restartNumberingAfterBreak="0">
+  <w:abstractNum w:abstractNumId="30" w15:restartNumberingAfterBreak="0">
+    <w:nsid w:val="407A5C00"/>
+    <w:multiLevelType w:val="multilevel"/>
+    <w:tmpl w:val="48A0B1C4"/>
+    <w:lvl w:ilvl="0">
+      <w:start w:val="1"/>
+      <w:numFmt w:val="bullet"/>
+      <w:lvlText w:val=""/>
+      <w:lvlJc w:val="left"/>
+      <w:pPr>
+        <w:tabs>
+          <w:tab w:val="num" w:pos="720"/>
+        </w:tabs>
+        <w:ind w:left="720" w:hanging="360"/>
+      </w:pPr>
+      <w:rPr>
+        <w:rFonts w:ascii="Symbol" w:hAnsi="Symbol" w:hint="default"/>
+        <w:sz w:val="20"/>
+      </w:rPr>
+    </w:lvl>
+    <w:lvl w:ilvl="1" w:tentative="1">
+      <w:start w:val="1"/>
+      <w:numFmt w:val="bullet"/>
+      <w:lvlText w:val="o"/>
+      <w:lvlJc w:val="left"/>
+      <w:pPr>
+        <w:tabs>
+          <w:tab w:val="num" w:pos="1440"/>
+        </w:tabs>
+        <w:ind w:left="1440" w:hanging="360"/>
+      </w:pPr>
+      <w:rPr>
+        <w:rFonts w:ascii="Courier New" w:hAnsi="Courier New" w:hint="default"/>
+        <w:sz w:val="20"/>
+      </w:rPr>
+    </w:lvl>
+    <w:lvl w:ilvl="2" w:tentative="1">
+      <w:start w:val="1"/>
+      <w:numFmt w:val="bullet"/>
+      <w:lvlText w:val=""/>
+      <w:lvlJc w:val="left"/>
+      <w:pPr>
+        <w:tabs>
+          <w:tab w:val="num" w:pos="2160"/>
+        </w:tabs>
+        <w:ind w:left="2160" w:hanging="360"/>
+      </w:pPr>
+      <w:rPr>
+        <w:rFonts w:ascii="Wingdings" w:hAnsi="Wingdings" w:hint="default"/>
+        <w:sz w:val="20"/>
+      </w:rPr>
+    </w:lvl>
+    <w:lvl w:ilvl="3" w:tentative="1">
+      <w:start w:val="1"/>
+      <w:numFmt w:val="bullet"/>
+      <w:lvlText w:val=""/>
+      <w:lvlJc w:val="left"/>
+      <w:pPr>
+        <w:tabs>
+          <w:tab w:val="num" w:pos="2880"/>
+        </w:tabs>
+        <w:ind w:left="2880" w:hanging="360"/>
+      </w:pPr>
+      <w:rPr>
+        <w:rFonts w:ascii="Wingdings" w:hAnsi="Wingdings" w:hint="default"/>
+        <w:sz w:val="20"/>
+      </w:rPr>
+    </w:lvl>
+    <w:lvl w:ilvl="4" w:tentative="1">
+      <w:start w:val="1"/>
+      <w:numFmt w:val="bullet"/>
+      <w:lvlText w:val=""/>
+      <w:lvlJc w:val="left"/>
+      <w:pPr>
+        <w:tabs>
+          <w:tab w:val="num" w:pos="3600"/>
+        </w:tabs>
+        <w:ind w:left="3600" w:hanging="360"/>
+      </w:pPr>
+      <w:rPr>
+        <w:rFonts w:ascii="Wingdings" w:hAnsi="Wingdings" w:hint="default"/>
+        <w:sz w:val="20"/>
+      </w:rPr>
+    </w:lvl>
+    <w:lvl w:ilvl="5" w:tentative="1">
+      <w:start w:val="1"/>
+      <w:numFmt w:val="bullet"/>
+      <w:lvlText w:val=""/>
+      <w:lvlJc w:val="left"/>
+      <w:pPr>
+        <w:tabs>
+          <w:tab w:val="num" w:pos="4320"/>
+        </w:tabs>
+        <w:ind w:left="4320" w:hanging="360"/>
+      </w:pPr>
+      <w:rPr>
+        <w:rFonts w:ascii="Wingdings" w:hAnsi="Wingdings" w:hint="default"/>
+        <w:sz w:val="20"/>
+      </w:rPr>
+    </w:lvl>
+    <w:lvl w:ilvl="6" w:tentative="1">
+      <w:start w:val="1"/>
+      <w:numFmt w:val="bullet"/>
+      <w:lvlText w:val=""/>
+      <w:lvlJc w:val="left"/>
+      <w:pPr>
+        <w:tabs>
+          <w:tab w:val="num" w:pos="5040"/>
+        </w:tabs>
+        <w:ind w:left="5040" w:hanging="360"/>
+      </w:pPr>
+      <w:rPr>
+        <w:rFonts w:ascii="Wingdings" w:hAnsi="Wingdings" w:hint="default"/>
+        <w:sz w:val="20"/>
+      </w:rPr>
+    </w:lvl>
+    <w:lvl w:ilvl="7" w:tentative="1">
+      <w:start w:val="1"/>
+      <w:numFmt w:val="bullet"/>
+      <w:lvlText w:val=""/>
+      <w:lvlJc w:val="left"/>
+      <w:pPr>
+        <w:tabs>
+          <w:tab w:val="num" w:pos="5760"/>
+        </w:tabs>
+        <w:ind w:left="5760" w:hanging="360"/>
+      </w:pPr>
+      <w:rPr>
+        <w:rFonts w:ascii="Wingdings" w:hAnsi="Wingdings" w:hint="default"/>
+        <w:sz w:val="20"/>
+      </w:rPr>
+    </w:lvl>
+    <w:lvl w:ilvl="8" w:tentative="1">
+      <w:start w:val="1"/>
+      <w:numFmt w:val="bullet"/>
+      <w:lvlText w:val=""/>
+      <w:lvlJc w:val="left"/>
+      <w:pPr>
+        <w:tabs>
+          <w:tab w:val="num" w:pos="6480"/>
+        </w:tabs>
+        <w:ind w:left="6480" w:hanging="360"/>
+      </w:pPr>
+      <w:rPr>
+        <w:rFonts w:ascii="Wingdings" w:hAnsi="Wingdings" w:hint="default"/>
+        <w:sz w:val="20"/>
+      </w:rPr>
+    </w:lvl>
+  </w:abstractNum>
+  <w:abstractNum w:abstractNumId="31" w15:restartNumberingAfterBreak="0">
     <w:nsid w:val="40CF7807"/>
     <w:multiLevelType w:val="multilevel"/>
     <w:tmpl w:val="F2C03C84"/>
@@ -34950,7 +37542,7 @@
       </w:rPr>
     </w:lvl>
   </w:abstractNum>
-  <w:abstractNum w:abstractNumId="28" w15:restartNumberingAfterBreak="0">
+  <w:abstractNum w:abstractNumId="32" w15:restartNumberingAfterBreak="0">
     <w:nsid w:val="43E31F5F"/>
     <w:multiLevelType w:val="multilevel"/>
     <w:tmpl w:val="7A4C4B5A"/>
@@ -35099,7 +37691,7 @@
       </w:rPr>
     </w:lvl>
   </w:abstractNum>
-  <w:abstractNum w:abstractNumId="29" w15:restartNumberingAfterBreak="0">
+  <w:abstractNum w:abstractNumId="33" w15:restartNumberingAfterBreak="0">
     <w:nsid w:val="44621786"/>
     <w:multiLevelType w:val="multilevel"/>
     <w:tmpl w:val="39EED916"/>
@@ -35248,7 +37840,7 @@
       </w:rPr>
     </w:lvl>
   </w:abstractNum>
-  <w:abstractNum w:abstractNumId="30" w15:restartNumberingAfterBreak="0">
+  <w:abstractNum w:abstractNumId="34" w15:restartNumberingAfterBreak="0">
     <w:nsid w:val="44622698"/>
     <w:multiLevelType w:val="multilevel"/>
     <w:tmpl w:val="9E9A1C90"/>
@@ -35397,7 +37989,7 @@
       </w:rPr>
     </w:lvl>
   </w:abstractNum>
-  <w:abstractNum w:abstractNumId="31" w15:restartNumberingAfterBreak="0">
+  <w:abstractNum w:abstractNumId="35" w15:restartNumberingAfterBreak="0">
     <w:nsid w:val="457448FB"/>
     <w:multiLevelType w:val="multilevel"/>
     <w:tmpl w:val="2C66CE08"/>
@@ -35546,7 +38138,7 @@
       </w:rPr>
     </w:lvl>
   </w:abstractNum>
-  <w:abstractNum w:abstractNumId="32" w15:restartNumberingAfterBreak="0">
+  <w:abstractNum w:abstractNumId="36" w15:restartNumberingAfterBreak="0">
     <w:nsid w:val="47262D53"/>
     <w:multiLevelType w:val="multilevel"/>
     <w:tmpl w:val="F5066CFA"/>
@@ -35695,7 +38287,7 @@
       </w:rPr>
     </w:lvl>
   </w:abstractNum>
-  <w:abstractNum w:abstractNumId="33" w15:restartNumberingAfterBreak="0">
+  <w:abstractNum w:abstractNumId="37" w15:restartNumberingAfterBreak="0">
     <w:nsid w:val="48523E81"/>
     <w:multiLevelType w:val="multilevel"/>
     <w:tmpl w:val="23445274"/>
@@ -35844,7 +38436,7 @@
       </w:rPr>
     </w:lvl>
   </w:abstractNum>
-  <w:abstractNum w:abstractNumId="34" w15:restartNumberingAfterBreak="0">
+  <w:abstractNum w:abstractNumId="38" w15:restartNumberingAfterBreak="0">
     <w:nsid w:val="4D9F01E7"/>
     <w:multiLevelType w:val="multilevel"/>
     <w:tmpl w:val="44B400E0"/>
@@ -35993,7 +38585,7 @@
       </w:rPr>
     </w:lvl>
   </w:abstractNum>
-  <w:abstractNum w:abstractNumId="35" w15:restartNumberingAfterBreak="0">
+  <w:abstractNum w:abstractNumId="39" w15:restartNumberingAfterBreak="0">
     <w:nsid w:val="4F7F0F54"/>
     <w:multiLevelType w:val="multilevel"/>
     <w:tmpl w:val="7A766858"/>
@@ -36142,7 +38734,7 @@
       </w:rPr>
     </w:lvl>
   </w:abstractNum>
-  <w:abstractNum w:abstractNumId="36" w15:restartNumberingAfterBreak="0">
+  <w:abstractNum w:abstractNumId="40" w15:restartNumberingAfterBreak="0">
     <w:nsid w:val="4FBA469D"/>
     <w:multiLevelType w:val="multilevel"/>
     <w:tmpl w:val="4BFECEF0"/>
@@ -36291,7 +38883,7 @@
       </w:rPr>
     </w:lvl>
   </w:abstractNum>
-  <w:abstractNum w:abstractNumId="37" w15:restartNumberingAfterBreak="0">
+  <w:abstractNum w:abstractNumId="41" w15:restartNumberingAfterBreak="0">
     <w:nsid w:val="51405A6C"/>
     <w:multiLevelType w:val="multilevel"/>
     <w:tmpl w:val="6B14722C"/>
@@ -36440,7 +39032,7 @@
       </w:rPr>
     </w:lvl>
   </w:abstractNum>
-  <w:abstractNum w:abstractNumId="38" w15:restartNumberingAfterBreak="0">
+  <w:abstractNum w:abstractNumId="42" w15:restartNumberingAfterBreak="0">
     <w:nsid w:val="561227D4"/>
     <w:multiLevelType w:val="multilevel"/>
     <w:tmpl w:val="6F86CE3E"/>
@@ -36589,7 +39181,7 @@
       </w:rPr>
     </w:lvl>
   </w:abstractNum>
-  <w:abstractNum w:abstractNumId="39" w15:restartNumberingAfterBreak="0">
+  <w:abstractNum w:abstractNumId="43" w15:restartNumberingAfterBreak="0">
     <w:nsid w:val="56251149"/>
     <w:multiLevelType w:val="multilevel"/>
     <w:tmpl w:val="9BD6D360"/>
@@ -36738,7 +39330,7 @@
       </w:rPr>
     </w:lvl>
   </w:abstractNum>
-  <w:abstractNum w:abstractNumId="40" w15:restartNumberingAfterBreak="0">
+  <w:abstractNum w:abstractNumId="44" w15:restartNumberingAfterBreak="0">
     <w:nsid w:val="576E66A9"/>
     <w:multiLevelType w:val="multilevel"/>
     <w:tmpl w:val="620E2532"/>
@@ -36887,7 +39479,7 @@
       </w:rPr>
     </w:lvl>
   </w:abstractNum>
-  <w:abstractNum w:abstractNumId="41" w15:restartNumberingAfterBreak="0">
+  <w:abstractNum w:abstractNumId="45" w15:restartNumberingAfterBreak="0">
     <w:nsid w:val="59EF797C"/>
     <w:multiLevelType w:val="multilevel"/>
     <w:tmpl w:val="C05292D8"/>
@@ -37036,7 +39628,156 @@
       </w:rPr>
     </w:lvl>
   </w:abstractNum>
-  <w:abstractNum w:abstractNumId="42" w15:restartNumberingAfterBreak="0">
+  <w:abstractNum w:abstractNumId="46" w15:restartNumberingAfterBreak="0">
+    <w:nsid w:val="5DA41B31"/>
+    <w:multiLevelType w:val="multilevel"/>
+    <w:tmpl w:val="C9AC5DD4"/>
+    <w:lvl w:ilvl="0">
+      <w:start w:val="1"/>
+      <w:numFmt w:val="bullet"/>
+      <w:lvlText w:val=""/>
+      <w:lvlJc w:val="left"/>
+      <w:pPr>
+        <w:tabs>
+          <w:tab w:val="num" w:pos="720"/>
+        </w:tabs>
+        <w:ind w:left="720" w:hanging="360"/>
+      </w:pPr>
+      <w:rPr>
+        <w:rFonts w:ascii="Symbol" w:hAnsi="Symbol" w:hint="default"/>
+        <w:sz w:val="20"/>
+      </w:rPr>
+    </w:lvl>
+    <w:lvl w:ilvl="1" w:tentative="1">
+      <w:start w:val="1"/>
+      <w:numFmt w:val="bullet"/>
+      <w:lvlText w:val="o"/>
+      <w:lvlJc w:val="left"/>
+      <w:pPr>
+        <w:tabs>
+          <w:tab w:val="num" w:pos="1440"/>
+        </w:tabs>
+        <w:ind w:left="1440" w:hanging="360"/>
+      </w:pPr>
+      <w:rPr>
+        <w:rFonts w:ascii="Courier New" w:hAnsi="Courier New" w:hint="default"/>
+        <w:sz w:val="20"/>
+      </w:rPr>
+    </w:lvl>
+    <w:lvl w:ilvl="2" w:tentative="1">
+      <w:start w:val="1"/>
+      <w:numFmt w:val="bullet"/>
+      <w:lvlText w:val=""/>
+      <w:lvlJc w:val="left"/>
+      <w:pPr>
+        <w:tabs>
+          <w:tab w:val="num" w:pos="2160"/>
+        </w:tabs>
+        <w:ind w:left="2160" w:hanging="360"/>
+      </w:pPr>
+      <w:rPr>
+        <w:rFonts w:ascii="Wingdings" w:hAnsi="Wingdings" w:hint="default"/>
+        <w:sz w:val="20"/>
+      </w:rPr>
+    </w:lvl>
+    <w:lvl w:ilvl="3" w:tentative="1">
+      <w:start w:val="1"/>
+      <w:numFmt w:val="bullet"/>
+      <w:lvlText w:val=""/>
+      <w:lvlJc w:val="left"/>
+      <w:pPr>
+        <w:tabs>
+          <w:tab w:val="num" w:pos="2880"/>
+        </w:tabs>
+        <w:ind w:left="2880" w:hanging="360"/>
+      </w:pPr>
+      <w:rPr>
+        <w:rFonts w:ascii="Wingdings" w:hAnsi="Wingdings" w:hint="default"/>
+        <w:sz w:val="20"/>
+      </w:rPr>
+    </w:lvl>
+    <w:lvl w:ilvl="4" w:tentative="1">
+      <w:start w:val="1"/>
+      <w:numFmt w:val="bullet"/>
+      <w:lvlText w:val=""/>
+      <w:lvlJc w:val="left"/>
+      <w:pPr>
+        <w:tabs>
+          <w:tab w:val="num" w:pos="3600"/>
+        </w:tabs>
+        <w:ind w:left="3600" w:hanging="360"/>
+      </w:pPr>
+      <w:rPr>
+        <w:rFonts w:ascii="Wingdings" w:hAnsi="Wingdings" w:hint="default"/>
+        <w:sz w:val="20"/>
+      </w:rPr>
+    </w:lvl>
+    <w:lvl w:ilvl="5" w:tentative="1">
+      <w:start w:val="1"/>
+      <w:numFmt w:val="bullet"/>
+      <w:lvlText w:val=""/>
+      <w:lvlJc w:val="left"/>
+      <w:pPr>
+        <w:tabs>
+          <w:tab w:val="num" w:pos="4320"/>
+        </w:tabs>
+        <w:ind w:left="4320" w:hanging="360"/>
+      </w:pPr>
+      <w:rPr>
+        <w:rFonts w:ascii="Wingdings" w:hAnsi="Wingdings" w:hint="default"/>
+        <w:sz w:val="20"/>
+      </w:rPr>
+    </w:lvl>
+    <w:lvl w:ilvl="6" w:tentative="1">
+      <w:start w:val="1"/>
+      <w:numFmt w:val="bullet"/>
+      <w:lvlText w:val=""/>
+      <w:lvlJc w:val="left"/>
+      <w:pPr>
+        <w:tabs>
+          <w:tab w:val="num" w:pos="5040"/>
+        </w:tabs>
+        <w:ind w:left="5040" w:hanging="360"/>
+      </w:pPr>
+      <w:rPr>
+        <w:rFonts w:ascii="Wingdings" w:hAnsi="Wingdings" w:hint="default"/>
+        <w:sz w:val="20"/>
+      </w:rPr>
+    </w:lvl>
+    <w:lvl w:ilvl="7" w:tentative="1">
+      <w:start w:val="1"/>
+      <w:numFmt w:val="bullet"/>
+      <w:lvlText w:val=""/>
+      <w:lvlJc w:val="left"/>
+      <w:pPr>
+        <w:tabs>
+          <w:tab w:val="num" w:pos="5760"/>
+        </w:tabs>
+        <w:ind w:left="5760" w:hanging="360"/>
+      </w:pPr>
+      <w:rPr>
+        <w:rFonts w:ascii="Wingdings" w:hAnsi="Wingdings" w:hint="default"/>
+        <w:sz w:val="20"/>
+      </w:rPr>
+    </w:lvl>
+    <w:lvl w:ilvl="8" w:tentative="1">
+      <w:start w:val="1"/>
+      <w:numFmt w:val="bullet"/>
+      <w:lvlText w:val=""/>
+      <w:lvlJc w:val="left"/>
+      <w:pPr>
+        <w:tabs>
+          <w:tab w:val="num" w:pos="6480"/>
+        </w:tabs>
+        <w:ind w:left="6480" w:hanging="360"/>
+      </w:pPr>
+      <w:rPr>
+        <w:rFonts w:ascii="Wingdings" w:hAnsi="Wingdings" w:hint="default"/>
+        <w:sz w:val="20"/>
+      </w:rPr>
+    </w:lvl>
+  </w:abstractNum>
+  <w:abstractNum w:abstractNumId="47" w15:restartNumberingAfterBreak="0">
     <w:nsid w:val="60C64CDB"/>
     <w:multiLevelType w:val="multilevel"/>
     <w:tmpl w:val="61101786"/>
@@ -37185,7 +39926,7 @@
       </w:rPr>
     </w:lvl>
   </w:abstractNum>
-  <w:abstractNum w:abstractNumId="43" w15:restartNumberingAfterBreak="0">
+  <w:abstractNum w:abstractNumId="48" w15:restartNumberingAfterBreak="0">
     <w:nsid w:val="6E0F76D4"/>
     <w:multiLevelType w:val="multilevel"/>
     <w:tmpl w:val="F69A2604"/>
@@ -37334,7 +40075,7 @@
       </w:rPr>
     </w:lvl>
   </w:abstractNum>
-  <w:abstractNum w:abstractNumId="44" w15:restartNumberingAfterBreak="0">
+  <w:abstractNum w:abstractNumId="49" w15:restartNumberingAfterBreak="0">
     <w:nsid w:val="6F072F63"/>
     <w:multiLevelType w:val="multilevel"/>
     <w:tmpl w:val="4C90A928"/>
@@ -37483,7 +40224,7 @@
       </w:rPr>
     </w:lvl>
   </w:abstractNum>
-  <w:abstractNum w:abstractNumId="45" w15:restartNumberingAfterBreak="0">
+  <w:abstractNum w:abstractNumId="50" w15:restartNumberingAfterBreak="0">
     <w:nsid w:val="6FCD6782"/>
     <w:multiLevelType w:val="multilevel"/>
     <w:tmpl w:val="65F86EAE"/>
@@ -37632,7 +40373,7 @@
       </w:rPr>
     </w:lvl>
   </w:abstractNum>
-  <w:abstractNum w:abstractNumId="46" w15:restartNumberingAfterBreak="0">
+  <w:abstractNum w:abstractNumId="51" w15:restartNumberingAfterBreak="0">
     <w:nsid w:val="707A53C7"/>
     <w:multiLevelType w:val="multilevel"/>
     <w:tmpl w:val="9812656E"/>
@@ -37781,7 +40522,7 @@
       </w:rPr>
     </w:lvl>
   </w:abstractNum>
-  <w:abstractNum w:abstractNumId="47" w15:restartNumberingAfterBreak="0">
+  <w:abstractNum w:abstractNumId="52" w15:restartNumberingAfterBreak="0">
     <w:nsid w:val="70A412B3"/>
     <w:multiLevelType w:val="multilevel"/>
     <w:tmpl w:val="2A4AE82A"/>
@@ -37930,7 +40671,7 @@
       </w:rPr>
     </w:lvl>
   </w:abstractNum>
-  <w:abstractNum w:abstractNumId="48" w15:restartNumberingAfterBreak="0">
+  <w:abstractNum w:abstractNumId="53" w15:restartNumberingAfterBreak="0">
     <w:nsid w:val="7A264C54"/>
     <w:multiLevelType w:val="multilevel"/>
     <w:tmpl w:val="E45A0F56"/>
@@ -38079,7 +40820,7 @@
       </w:rPr>
     </w:lvl>
   </w:abstractNum>
-  <w:abstractNum w:abstractNumId="49" w15:restartNumberingAfterBreak="0">
+  <w:abstractNum w:abstractNumId="54" w15:restartNumberingAfterBreak="0">
     <w:nsid w:val="7D211ED8"/>
     <w:multiLevelType w:val="multilevel"/>
     <w:tmpl w:val="DCE26F08"/>
@@ -38229,154 +40970,169 @@
     </w:lvl>
   </w:abstractNum>
   <w:num w:numId="1" w16cid:durableId="743232">
-    <w:abstractNumId w:val="5"/>
+    <w:abstractNumId w:val="6"/>
   </w:num>
   <w:num w:numId="2" w16cid:durableId="1094983463">
     <w:abstractNumId w:val="1"/>
   </w:num>
   <w:num w:numId="3" w16cid:durableId="1652782257">
-    <w:abstractNumId w:val="42"/>
+    <w:abstractNumId w:val="47"/>
   </w:num>
   <w:num w:numId="4" w16cid:durableId="1453282467">
     <w:abstractNumId w:val="2"/>
   </w:num>
   <w:num w:numId="5" w16cid:durableId="691956072">
-    <w:abstractNumId w:val="16"/>
+    <w:abstractNumId w:val="17"/>
   </w:num>
   <w:num w:numId="6" w16cid:durableId="1942369747">
+    <w:abstractNumId w:val="54"/>
+  </w:num>
+  <w:num w:numId="7" w16cid:durableId="2048409645">
     <w:abstractNumId w:val="49"/>
   </w:num>
-  <w:num w:numId="7" w16cid:durableId="2048409645">
-    <w:abstractNumId w:val="44"/>
-  </w:num>
   <w:num w:numId="8" w16cid:durableId="1155990675">
-    <w:abstractNumId w:val="33"/>
+    <w:abstractNumId w:val="37"/>
   </w:num>
   <w:num w:numId="9" w16cid:durableId="1862355174">
-    <w:abstractNumId w:val="19"/>
+    <w:abstractNumId w:val="21"/>
   </w:num>
   <w:num w:numId="10" w16cid:durableId="1010568123">
-    <w:abstractNumId w:val="37"/>
+    <w:abstractNumId w:val="41"/>
   </w:num>
   <w:num w:numId="11" w16cid:durableId="523633721">
-    <w:abstractNumId w:val="28"/>
+    <w:abstractNumId w:val="32"/>
   </w:num>
   <w:num w:numId="12" w16cid:durableId="1194610440">
-    <w:abstractNumId w:val="24"/>
+    <w:abstractNumId w:val="26"/>
   </w:num>
   <w:num w:numId="13" w16cid:durableId="1213731187">
-    <w:abstractNumId w:val="9"/>
+    <w:abstractNumId w:val="10"/>
   </w:num>
   <w:num w:numId="14" w16cid:durableId="1971208963">
+    <w:abstractNumId w:val="13"/>
+  </w:num>
+  <w:num w:numId="15" w16cid:durableId="1096483850">
+    <w:abstractNumId w:val="14"/>
+  </w:num>
+  <w:num w:numId="16" w16cid:durableId="1315835524">
+    <w:abstractNumId w:val="50"/>
+  </w:num>
+  <w:num w:numId="17" w16cid:durableId="938830713">
+    <w:abstractNumId w:val="8"/>
+  </w:num>
+  <w:num w:numId="18" w16cid:durableId="1944651389">
+    <w:abstractNumId w:val="38"/>
+  </w:num>
+  <w:num w:numId="19" w16cid:durableId="500895429">
     <w:abstractNumId w:val="12"/>
   </w:num>
-  <w:num w:numId="15" w16cid:durableId="1096483850">
-    <w:abstractNumId w:val="13"/>
-  </w:num>
-  <w:num w:numId="16" w16cid:durableId="1315835524">
-    <w:abstractNumId w:val="45"/>
-  </w:num>
-  <w:num w:numId="17" w16cid:durableId="938830713">
-    <w:abstractNumId w:val="7"/>
-  </w:num>
-  <w:num w:numId="18" w16cid:durableId="1944651389">
-    <w:abstractNumId w:val="34"/>
-  </w:num>
-  <w:num w:numId="19" w16cid:durableId="500895429">
-    <w:abstractNumId w:val="11"/>
-  </w:num>
   <w:num w:numId="20" w16cid:durableId="1412266634">
-    <w:abstractNumId w:val="31"/>
+    <w:abstractNumId w:val="35"/>
   </w:num>
   <w:num w:numId="21" w16cid:durableId="2091072992">
-    <w:abstractNumId w:val="27"/>
+    <w:abstractNumId w:val="31"/>
   </w:num>
   <w:num w:numId="22" w16cid:durableId="144856571">
     <w:abstractNumId w:val="3"/>
   </w:num>
   <w:num w:numId="23" w16cid:durableId="1026173286">
+    <w:abstractNumId w:val="28"/>
+  </w:num>
+  <w:num w:numId="24" w16cid:durableId="426968283">
+    <w:abstractNumId w:val="29"/>
+  </w:num>
+  <w:num w:numId="25" w16cid:durableId="1730036043">
+    <w:abstractNumId w:val="42"/>
+  </w:num>
+  <w:num w:numId="26" w16cid:durableId="312103197">
+    <w:abstractNumId w:val="36"/>
+  </w:num>
+  <w:num w:numId="27" w16cid:durableId="419374703">
+    <w:abstractNumId w:val="5"/>
+  </w:num>
+  <w:num w:numId="28" w16cid:durableId="476655525">
+    <w:abstractNumId w:val="18"/>
+  </w:num>
+  <w:num w:numId="29" w16cid:durableId="435442069">
+    <w:abstractNumId w:val="7"/>
+  </w:num>
+  <w:num w:numId="30" w16cid:durableId="1572617018">
+    <w:abstractNumId w:val="20"/>
+  </w:num>
+  <w:num w:numId="31" w16cid:durableId="194731808">
+    <w:abstractNumId w:val="45"/>
+  </w:num>
+  <w:num w:numId="32" w16cid:durableId="2035232193">
+    <w:abstractNumId w:val="11"/>
+  </w:num>
+  <w:num w:numId="33" w16cid:durableId="1153986204">
+    <w:abstractNumId w:val="39"/>
+  </w:num>
+  <w:num w:numId="34" w16cid:durableId="170490864">
+    <w:abstractNumId w:val="23"/>
+  </w:num>
+  <w:num w:numId="35" w16cid:durableId="370345752">
+    <w:abstractNumId w:val="16"/>
+  </w:num>
+  <w:num w:numId="36" w16cid:durableId="1331372006">
+    <w:abstractNumId w:val="9"/>
+  </w:num>
+  <w:num w:numId="37" w16cid:durableId="169417600">
+    <w:abstractNumId w:val="52"/>
+  </w:num>
+  <w:num w:numId="38" w16cid:durableId="1549605103">
+    <w:abstractNumId w:val="33"/>
+  </w:num>
+  <w:num w:numId="39" w16cid:durableId="1506750516">
+    <w:abstractNumId w:val="51"/>
+  </w:num>
+  <w:num w:numId="40" w16cid:durableId="1334455538">
+    <w:abstractNumId w:val="15"/>
+  </w:num>
+  <w:num w:numId="41" w16cid:durableId="1139493476">
+    <w:abstractNumId w:val="43"/>
+  </w:num>
+  <w:num w:numId="42" w16cid:durableId="1984699824">
     <w:abstractNumId w:val="25"/>
   </w:num>
-  <w:num w:numId="24" w16cid:durableId="426968283">
-    <w:abstractNumId w:val="26"/>
-  </w:num>
-  <w:num w:numId="25" w16cid:durableId="1730036043">
-    <w:abstractNumId w:val="38"/>
-  </w:num>
-  <w:num w:numId="26" w16cid:durableId="312103197">
-    <w:abstractNumId w:val="32"/>
-  </w:num>
-  <w:num w:numId="27" w16cid:durableId="419374703">
-    <w:abstractNumId w:val="4"/>
-  </w:num>
-  <w:num w:numId="28" w16cid:durableId="476655525">
-    <w:abstractNumId w:val="17"/>
-  </w:num>
-  <w:num w:numId="29" w16cid:durableId="435442069">
-    <w:abstractNumId w:val="6"/>
-  </w:num>
-  <w:num w:numId="30" w16cid:durableId="1572617018">
-    <w:abstractNumId w:val="18"/>
-  </w:num>
-  <w:num w:numId="31" w16cid:durableId="194731808">
-    <w:abstractNumId w:val="41"/>
-  </w:num>
-  <w:num w:numId="32" w16cid:durableId="2035232193">
-    <w:abstractNumId w:val="10"/>
-  </w:num>
-  <w:num w:numId="33" w16cid:durableId="1153986204">
-    <w:abstractNumId w:val="35"/>
-  </w:num>
-  <w:num w:numId="34" w16cid:durableId="170490864">
-    <w:abstractNumId w:val="21"/>
-  </w:num>
-  <w:num w:numId="35" w16cid:durableId="370345752">
-    <w:abstractNumId w:val="15"/>
-  </w:num>
-  <w:num w:numId="36" w16cid:durableId="1331372006">
-    <w:abstractNumId w:val="8"/>
-  </w:num>
-  <w:num w:numId="37" w16cid:durableId="169417600">
-    <w:abstractNumId w:val="47"/>
-  </w:num>
-  <w:num w:numId="38" w16cid:durableId="1549605103">
-    <w:abstractNumId w:val="29"/>
-  </w:num>
-  <w:num w:numId="39" w16cid:durableId="1506750516">
-    <w:abstractNumId w:val="46"/>
-  </w:num>
-  <w:num w:numId="40" w16cid:durableId="1334455538">
-    <w:abstractNumId w:val="14"/>
-  </w:num>
-  <w:num w:numId="41" w16cid:durableId="1139493476">
-    <w:abstractNumId w:val="39"/>
-  </w:num>
-  <w:num w:numId="42" w16cid:durableId="1984699824">
-    <w:abstractNumId w:val="23"/>
-  </w:num>
   <w:num w:numId="43" w16cid:durableId="2120683754">
-    <w:abstractNumId w:val="20"/>
+    <w:abstractNumId w:val="22"/>
   </w:num>
   <w:num w:numId="44" w16cid:durableId="1924103678">
     <w:abstractNumId w:val="0"/>
   </w:num>
   <w:num w:numId="45" w16cid:durableId="804858750">
+    <w:abstractNumId w:val="44"/>
+  </w:num>
+  <w:num w:numId="46" w16cid:durableId="2099403560">
+    <w:abstractNumId w:val="24"/>
+  </w:num>
+  <w:num w:numId="47" w16cid:durableId="1137837003">
     <w:abstractNumId w:val="40"/>
   </w:num>
-  <w:num w:numId="46" w16cid:durableId="2099403560">
-    <w:abstractNumId w:val="22"/>
+  <w:num w:numId="48" w16cid:durableId="556629966">
+    <w:abstractNumId w:val="34"/>
   </w:num>
-  <w:num w:numId="47" w16cid:durableId="1137837003">
-    <w:abstractNumId w:val="36"/>
+  <w:num w:numId="49" w16cid:durableId="1853687177">
+    <w:abstractNumId w:val="48"/>
   </w:num>
-  <w:num w:numId="48" w16cid:durableId="556629966">
+  <w:num w:numId="50" w16cid:durableId="1507552526">
+    <w:abstractNumId w:val="53"/>
+  </w:num>
+  <w:num w:numId="51" w16cid:durableId="2036420657">
+    <w:abstractNumId w:val="4"/>
+  </w:num>
+  <w:num w:numId="52" w16cid:durableId="341473625">
     <w:abstractNumId w:val="30"/>
   </w:num>
-  <w:num w:numId="49" w16cid:durableId="1853687177">
-    <w:abstractNumId w:val="43"/>
+  <w:num w:numId="53" w16cid:durableId="380904583">
+    <w:abstractNumId w:val="19"/>
   </w:num>
-  <w:num w:numId="50" w16cid:durableId="1507552526">
-    <w:abstractNumId w:val="48"/>
+  <w:num w:numId="54" w16cid:durableId="33699068">
+    <w:abstractNumId w:val="27"/>
+  </w:num>
+  <w:num w:numId="55" w16cid:durableId="317348607">
+    <w:abstractNumId w:val="46"/>
   </w:num>
 </w:numbering>
 </file>
